--- a/00-首页/题组Word/第一轮·竞赛教材版/第一轮结构-1-原子结构-学生版.docx
+++ b/00-首页/题组Word/第一轮·竞赛教材版/第一轮结构-1-原子结构-学生版.docx
@@ -2507,10 +2507,135 @@
         </w:rPr>
         <w:t xml:space="preserve">：</w:t>
       </w:r>
+      <w:r>
+        <w:rPr>
+          <w:rFonts w:ascii="Times New Roman" w:hAnsi="Times New Roman" w:eastAsia="Times New Roman" w:cs="Times New Roman"/>
+        </w:rPr>
+        <w:t xml:space="preserve"> </w:t>
+      </w:r>
+      <w:r>
+        <w:rPr>
+          <w:rFonts w:hint="eastAsia" w:ascii="Times New Roman" w:hAnsi="Times New Roman" w:eastAsia="FangSong" w:cs="Times New Roman"/>
+        </w:rPr>
+        <w:t>对卤族元素</w:t>
+      </w:r>
+      <w:r>
+        <w:rPr>
+          <w:rFonts w:hint="eastAsia" w:ascii="Times New Roman" w:hAnsi="Times New Roman" w:eastAsia="Times New Roman" w:cs="Times New Roman"/>
+        </w:rPr>
+        <w:t>，</w:t>
+      </w:r>
+      <w:r>
+        <w:rPr>
+          <w:rFonts w:hint="eastAsia" w:ascii="Times New Roman" w:hAnsi="Times New Roman" w:eastAsia="FangSong" w:cs="Times New Roman"/>
+        </w:rPr>
+        <w:t>随着原子序数增加</w:t>
+      </w:r>
+      <w:r>
+        <w:rPr>
+          <w:rFonts w:hint="eastAsia" w:ascii="Times New Roman" w:hAnsi="Times New Roman" w:eastAsia="Times New Roman" w:cs="Times New Roman"/>
+        </w:rPr>
+        <w:t>，</w:t>
+      </w:r>
+      <w:r>
+        <w:rPr>
+          <w:rFonts w:hint="eastAsia" w:ascii="Times New Roman" w:hAnsi="Times New Roman" w:eastAsia="FangSong" w:cs="Times New Roman"/>
+        </w:rPr>
+        <w:t>以下何者的递变不是单调的</w:t>
+      </w:r>
+      <w:r>
+        <w:rPr>
+          <w:rFonts w:hint="eastAsia" w:ascii="Times New Roman" w:hAnsi="Times New Roman" w:eastAsia="Times New Roman" w:cs="Times New Roman"/>
+        </w:rPr>
+        <w:t>？</w:t>
+      </w:r>
+      <w:r>
+        <w:rPr>
+          <w:rFonts w:hint="eastAsia" w:ascii="Times New Roman" w:hAnsi="Times New Roman" w:eastAsia="FangSong" w:cs="Times New Roman"/>
+        </w:rPr>
+        <w:t>说明为何不单调</w:t>
+      </w:r>
+      <w:r>
+        <w:rPr>
+          <w:rFonts w:hint="eastAsia" w:ascii="Times New Roman" w:hAnsi="Times New Roman" w:eastAsia="Times New Roman" w:cs="Times New Roman"/>
+        </w:rPr>
+        <w:t>。</w:t>
+      </w:r>
     </w:p>
     <w:p>
       <w:pPr>
-        <w:pStyle w:val="BlockText"/>
+        <w:pStyle w:val="BodyText"/>
+      </w:pPr>
+      <w:r>
+        <w:rPr>
+          <w:rFonts w:hint="eastAsia" w:ascii="Times New Roman" w:hAnsi="Times New Roman" w:eastAsia="FangSong" w:cs="Times New Roman"/>
+        </w:rPr>
+        <w:t>供选择项</w:t>
+      </w:r>
+      <w:r>
+        <w:rPr>
+          <w:rFonts w:hint="eastAsia" w:ascii="Times New Roman" w:hAnsi="Times New Roman" w:eastAsia="Times New Roman" w:cs="Times New Roman"/>
+        </w:rPr>
+        <w:t>:</w:t>
+      </w:r>
+      <w:r>
+        <w:rPr>
+          <w:rFonts w:ascii="Times New Roman" w:hAnsi="Times New Roman" w:eastAsia="Times New Roman" w:cs="Times New Roman"/>
+        </w:rPr>
+        <w:t xml:space="preserve"> </w:t>
+      </w:r>
+      <w:r>
+        <w:rPr>
+          <w:rFonts w:hint="eastAsia" w:ascii="Times New Roman" w:hAnsi="Times New Roman" w:eastAsia="FangSong" w:cs="Times New Roman"/>
+        </w:rPr>
+        <w:t>负离子半径</w:t>
+      </w:r>
+      <w:r>
+        <w:rPr>
+          <w:rFonts w:hint="eastAsia" w:ascii="Times New Roman" w:hAnsi="Times New Roman" w:eastAsia="Times New Roman" w:cs="Times New Roman"/>
+        </w:rPr>
+        <w:t>、</w:t>
+      </w:r>
+      <w:r>
+        <w:rPr>
+          <w:rFonts w:hint="eastAsia" w:ascii="Times New Roman" w:hAnsi="Times New Roman" w:eastAsia="FangSong" w:cs="Times New Roman"/>
+        </w:rPr>
+        <w:t>电负性</w:t>
+      </w:r>
+      <w:r>
+        <w:rPr>
+          <w:rFonts w:hint="eastAsia" w:ascii="Times New Roman" w:hAnsi="Times New Roman" w:eastAsia="Times New Roman" w:cs="Times New Roman"/>
+        </w:rPr>
+        <w:t>、</w:t>
+      </w:r>
+      <w:r>
+        <w:rPr>
+          <w:rFonts w:hint="eastAsia" w:ascii="Times New Roman" w:hAnsi="Times New Roman" w:eastAsia="FangSong" w:cs="Times New Roman"/>
+        </w:rPr>
+        <w:t>单质熔沸点</w:t>
+      </w:r>
+      <w:r>
+        <w:rPr>
+          <w:rFonts w:hint="eastAsia" w:ascii="Times New Roman" w:hAnsi="Times New Roman" w:eastAsia="Times New Roman" w:cs="Times New Roman"/>
+        </w:rPr>
+        <w:t>、</w:t>
+      </w:r>
+      <w:r>
+        <w:rPr>
+          <w:rFonts w:hint="eastAsia" w:ascii="Times New Roman" w:hAnsi="Times New Roman" w:eastAsia="FangSong" w:cs="Times New Roman"/>
+        </w:rPr>
+        <w:t>单质键能</w:t>
+      </w:r>
+      <w:r>
+        <w:rPr>
+          <w:rFonts w:hint="eastAsia" w:ascii="Times New Roman" w:hAnsi="Times New Roman" w:eastAsia="Times New Roman" w:cs="Times New Roman"/>
+        </w:rPr>
+        <w:t>。</w:t>
+      </w:r>
+    </w:p>
+    <w:p>
+      <w:pPr>
+        <w:pStyle w:val="BodyText"/>
       </w:pPr>
       <w:r>
         <w:rPr>
@@ -2518,55 +2643,7 @@
           <w:b/>
           <w:bCs/>
         </w:rPr>
-        <w:t>背景</w:t>
-      </w:r>
-      <w:r>
-        <w:rPr>
-          <w:rFonts w:hint="eastAsia" w:ascii="Times New Roman" w:hAnsi="Times New Roman" w:eastAsia="Times New Roman" w:cs="Times New Roman"/>
-          <w:b/>
-          <w:bCs/>
-        </w:rPr>
-        <w:t>（</w:t>
-      </w:r>
-      <w:r>
-        <w:rPr>
-          <w:rFonts w:hint="eastAsia" w:ascii="Times New Roman" w:hAnsi="Times New Roman" w:eastAsia="FangSong" w:cs="Times New Roman"/>
-          <w:b/>
-          <w:bCs/>
-        </w:rPr>
-        <w:t>原书例</w:t>
-      </w:r>
-      <w:r>
-        <w:rPr>
-          <w:rFonts w:hint="eastAsia" w:ascii="Times New Roman" w:hAnsi="Times New Roman" w:eastAsia="Times New Roman" w:cs="Times New Roman"/>
-          <w:b/>
-          <w:bCs/>
-        </w:rPr>
-        <w:t>2.1</w:t>
-      </w:r>
-      <w:r>
-        <w:rPr>
-          <w:rFonts w:ascii="Times New Roman" w:hAnsi="Times New Roman" w:eastAsia="Times New Roman" w:cs="Times New Roman"/>
-          <w:b/>
-          <w:bCs/>
-        </w:rPr>
-        <w:t xml:space="preserve"> </w:t>
-      </w:r>
-      <w:r>
-        <w:rPr>
-          <w:rFonts w:hint="eastAsia" w:ascii="Times New Roman" w:hAnsi="Times New Roman" w:eastAsia="FangSong" w:cs="Times New Roman"/>
-          <w:b/>
-          <w:bCs/>
-        </w:rPr>
-        <w:t>要点</w:t>
-      </w:r>
-      <w:r>
-        <w:rPr>
-          <w:rFonts w:hint="eastAsia" w:ascii="Times New Roman" w:hAnsi="Times New Roman" w:eastAsia="Times New Roman" w:cs="Times New Roman"/>
-          <w:b/>
-          <w:bCs/>
-        </w:rPr>
-        <w:t>）</w:t>
+        <w:t xml:space="preserve">来源</w:t>
       </w:r>
       <w:r>
         <w:rPr>
@@ -2578,531 +2655,6 @@
         <w:rPr>
           <w:rFonts w:hint="eastAsia" w:ascii="Times New Roman" w:hAnsi="Times New Roman" w:eastAsia="FangSong" w:cs="Times New Roman"/>
         </w:rPr>
-        <w:t>第五周期过渡元素中</w:t>
-      </w:r>
-      <w:r>
-        <w:rPr>
-          <w:rFonts w:hint="eastAsia" w:ascii="Times New Roman" w:hAnsi="Times New Roman" w:eastAsia="Times New Roman" w:cs="Times New Roman"/>
-        </w:rPr>
-        <w:t>，Nb(Z=41)</w:t>
-      </w:r>
-      <w:r>
-        <w:rPr>
-          <w:rFonts w:ascii="Times New Roman" w:hAnsi="Times New Roman" w:eastAsia="Times New Roman" w:cs="Times New Roman"/>
-        </w:rPr>
-        <w:t xml:space="preserve"> </w:t>
-      </w:r>
-      <w:r>
-        <w:rPr>
-          <w:rFonts w:hint="eastAsia" w:ascii="Times New Roman" w:hAnsi="Times New Roman" w:eastAsia="FangSong" w:cs="Times New Roman"/>
-        </w:rPr>
-        <w:t xml:space="preserve">为</w:t>
-      </w:r>
-      <w:r>
-        <w:rPr>
-          <w:rFonts w:ascii="Times New Roman" w:hAnsi="Times New Roman" w:eastAsia="Times New Roman" w:cs="Times New Roman"/>
-        </w:rPr>
-        <w:t xml:space="preserve"> </w:t>
-      </w:r>
-      <m:oMath>
-        <m:oMathPr>
-          <m:ctrlPr>
-            <w:rPr>
-              <w:sz w:val="28"/>
-              <w:szCs w:val="28"/>
-            </w:rPr>
-          </m:ctrlPr>
-        </m:oMathPr>
-        <m:r>
-          <m:t>4</m:t>
-        </m:r>
-        <m:sSup>
-          <m:e>
-            <m:r>
-              <m:t>d</m:t>
-            </m:r>
-          </m:e>
-          <m:sup>
-            <m:r>
-              <m:t>55</m:t>
-            </m:r>
-          </m:sup>
-        </m:sSup>
-        <m:sSup>
-          <m:e>
-            <m:r>
-              <m:t>s</m:t>
-            </m:r>
-          </m:e>
-          <m:sup>
-            <m:r>
-              <m:t>1</m:t>
-            </m:r>
-          </m:sup>
-        </m:sSup>
-      </m:oMath>
-      <w:r>
-        <w:rPr>
-          <w:rFonts w:ascii="Times New Roman" w:hAnsi="Times New Roman" w:eastAsia="Times New Roman" w:cs="Times New Roman"/>
-        </w:rPr>
-        <w:t xml:space="preserve">、Ru(44) </w:t>
-      </w:r>
-      <w:r>
-        <w:rPr>
-          <w:rFonts w:hint="eastAsia" w:ascii="Times New Roman" w:hAnsi="Times New Roman" w:eastAsia="FangSong" w:cs="Times New Roman"/>
-        </w:rPr>
-        <w:t xml:space="preserve">为</w:t>
-      </w:r>
-      <w:r>
-        <w:rPr>
-          <w:rFonts w:ascii="Times New Roman" w:hAnsi="Times New Roman" w:eastAsia="Times New Roman" w:cs="Times New Roman"/>
-        </w:rPr>
-        <w:t xml:space="preserve"> </w:t>
-      </w:r>
-      <m:oMath>
-        <m:oMathPr>
-          <m:ctrlPr>
-            <w:rPr>
-              <w:sz w:val="28"/>
-              <w:szCs w:val="28"/>
-            </w:rPr>
-          </m:ctrlPr>
-        </m:oMathPr>
-        <m:r>
-          <m:t>4</m:t>
-        </m:r>
-        <m:sSup>
-          <m:e>
-            <m:r>
-              <m:t>d</m:t>
-            </m:r>
-          </m:e>
-          <m:sup>
-            <m:r>
-              <m:t>75</m:t>
-            </m:r>
-          </m:sup>
-        </m:sSup>
-        <m:sSup>
-          <m:e>
-            <m:r>
-              <m:t>s</m:t>
-            </m:r>
-          </m:e>
-          <m:sup>
-            <m:r>
-              <m:t>1</m:t>
-            </m:r>
-          </m:sup>
-        </m:sSup>
-      </m:oMath>
-      <w:r>
-        <w:rPr>
-          <w:rFonts w:ascii="Times New Roman" w:hAnsi="Times New Roman" w:eastAsia="Times New Roman" w:cs="Times New Roman"/>
-        </w:rPr>
-        <w:t xml:space="preserve">、Rh(45) </w:t>
-      </w:r>
-      <w:r>
-        <w:rPr>
-          <w:rFonts w:hint="eastAsia" w:ascii="Times New Roman" w:hAnsi="Times New Roman" w:eastAsia="FangSong" w:cs="Times New Roman"/>
-        </w:rPr>
-        <w:t xml:space="preserve">为</w:t>
-      </w:r>
-      <w:r>
-        <w:rPr>
-          <w:rFonts w:ascii="Times New Roman" w:hAnsi="Times New Roman" w:eastAsia="Times New Roman" w:cs="Times New Roman"/>
-        </w:rPr>
-        <w:t xml:space="preserve"> </w:t>
-      </w:r>
-      <m:oMath>
-        <m:oMathPr>
-          <m:ctrlPr>
-            <w:rPr>
-              <w:sz w:val="28"/>
-              <w:szCs w:val="28"/>
-            </w:rPr>
-          </m:ctrlPr>
-        </m:oMathPr>
-        <m:r>
-          <m:t>4</m:t>
-        </m:r>
-        <m:sSup>
-          <m:e>
-            <m:r>
-              <m:t>d</m:t>
-            </m:r>
-          </m:e>
-          <m:sup>
-            <m:r>
-              <m:t>85</m:t>
-            </m:r>
-          </m:sup>
-        </m:sSup>
-        <m:sSup>
-          <m:e>
-            <m:r>
-              <m:t>s</m:t>
-            </m:r>
-          </m:e>
-          <m:sup>
-            <m:r>
-              <m:t>1</m:t>
-            </m:r>
-          </m:sup>
-        </m:sSup>
-      </m:oMath>
-      <w:r>
-        <w:rPr>
-          <w:rFonts w:ascii="Times New Roman" w:hAnsi="Times New Roman" w:eastAsia="Times New Roman" w:cs="Times New Roman"/>
-        </w:rPr>
-        <w:t xml:space="preserve">、Pd(46) </w:t>
-      </w:r>
-      <w:r>
-        <w:rPr>
-          <w:rFonts w:hint="eastAsia" w:ascii="Times New Roman" w:hAnsi="Times New Roman" w:eastAsia="FangSong" w:cs="Times New Roman"/>
-        </w:rPr>
-        <w:t xml:space="preserve">为</w:t>
-      </w:r>
-      <w:r>
-        <w:rPr>
-          <w:rFonts w:ascii="Times New Roman" w:hAnsi="Times New Roman" w:eastAsia="Times New Roman" w:cs="Times New Roman"/>
-        </w:rPr>
-        <w:t xml:space="preserve"> </w:t>
-      </w:r>
-      <m:oMath>
-        <m:oMathPr>
-          <m:ctrlPr>
-            <w:rPr>
-              <w:sz w:val="28"/>
-              <w:szCs w:val="28"/>
-            </w:rPr>
-          </m:ctrlPr>
-        </m:oMathPr>
-        <m:r>
-          <m:t>4</m:t>
-        </m:r>
-        <m:sSup>
-          <m:e>
-            <m:r>
-              <m:t>d</m:t>
-            </m:r>
-          </m:e>
-          <m:sup>
-            <m:r>
-              <m:t>10</m:t>
-            </m:r>
-          </m:sup>
-        </m:sSup>
-        <m:r>
-          <m:t>5</m:t>
-        </m:r>
-        <m:sSup>
-          <m:e>
-            <m:r>
-              <m:t>s</m:t>
-            </m:r>
-          </m:e>
-          <m:sup>
-            <m:r>
-              <m:t>0</m:t>
-            </m:r>
-          </m:sup>
-        </m:sSup>
-      </m:oMath>
-      <w:r>
-        <w:rPr>
-          <w:rFonts w:hint="eastAsia" w:ascii="Times New Roman" w:hAnsi="Times New Roman" w:eastAsia="Times New Roman" w:cs="Times New Roman"/>
-        </w:rPr>
-        <w:t>——</w:t>
-      </w:r>
-      <w:r>
-        <w:rPr>
-          <w:rFonts w:hint="eastAsia" w:ascii="Times New Roman" w:hAnsi="Times New Roman" w:eastAsia="FangSong" w:cs="Times New Roman"/>
-        </w:rPr>
-        <w:t>从</w:t>
-      </w:r>
-      <w:r>
-        <w:rPr>
-          <w:rFonts w:ascii="Times New Roman" w:hAnsi="Times New Roman" w:eastAsia="Times New Roman" w:cs="Times New Roman"/>
-        </w:rPr>
-        <w:t xml:space="preserve"> Nb </w:t>
-      </w:r>
-      <w:r>
-        <w:rPr>
-          <w:rFonts w:hint="eastAsia" w:ascii="Times New Roman" w:hAnsi="Times New Roman" w:eastAsia="FangSong" w:cs="Times New Roman"/>
-        </w:rPr>
-        <w:t xml:space="preserve">起出现</w:t>
-      </w:r>
-      <w:r>
-        <w:rPr>
-          <w:rFonts w:ascii="Times New Roman" w:hAnsi="Times New Roman" w:eastAsia="Times New Roman" w:cs="Times New Roman"/>
-        </w:rPr>
-        <w:t xml:space="preserve"> </w:t>
-      </w:r>
-      <m:oMath>
-        <m:r>
-          <m:t>n</m:t>
-        </m:r>
-        <m:r>
-          <m:t>s</m:t>
-        </m:r>
-      </m:oMath>
-      <w:r>
-        <w:rPr>
-          <w:rFonts w:ascii="Times New Roman" w:hAnsi="Times New Roman" w:eastAsia="Times New Roman" w:cs="Times New Roman"/>
-        </w:rPr>
-        <w:t xml:space="preserve"> </w:t>
-      </w:r>
-      <w:r>
-        <w:rPr>
-          <w:rFonts w:hint="eastAsia" w:ascii="Times New Roman" w:hAnsi="Times New Roman" w:eastAsia="FangSong" w:cs="Times New Roman"/>
-        </w:rPr>
-        <w:t xml:space="preserve">电子并入</w:t>
-      </w:r>
-      <w:r>
-        <w:rPr>
-          <w:rFonts w:ascii="Times New Roman" w:hAnsi="Times New Roman" w:eastAsia="Times New Roman" w:cs="Times New Roman"/>
-        </w:rPr>
-        <w:t xml:space="preserve"> </w:t>
-      </w:r>
-      <m:oMath>
-        <m:oMathPr>
-          <m:ctrlPr>
-            <w:rPr>
-              <w:sz w:val="28"/>
-              <w:szCs w:val="28"/>
-            </w:rPr>
-          </m:ctrlPr>
-        </m:oMathPr>
-        <m:r>
-          <m:rPr>
-            <m:sty m:val="p"/>
-          </m:rPr>
-          <m:t>(</m:t>
-        </m:r>
-        <m:r>
-          <m:t>n</m:t>
-        </m:r>
-        <m:r>
-          <m:rPr>
-            <m:sty m:val="p"/>
-          </m:rPr>
-          <m:t>−</m:t>
-        </m:r>
-        <m:r>
-          <m:t>1</m:t>
-        </m:r>
-        <m:r>
-          <m:rPr>
-            <m:sty m:val="p"/>
-          </m:rPr>
-          <m:t>)</m:t>
-        </m:r>
-        <m:r>
-          <m:t>d</m:t>
-        </m:r>
-      </m:oMath>
-      <w:r>
-        <w:rPr>
-          <w:rFonts w:ascii="Times New Roman" w:hAnsi="Times New Roman" w:eastAsia="Times New Roman" w:cs="Times New Roman"/>
-        </w:rPr>
-        <w:t xml:space="preserve"> </w:t>
-      </w:r>
-      <w:r>
-        <w:rPr>
-          <w:rFonts w:hint="eastAsia" w:ascii="Times New Roman" w:hAnsi="Times New Roman" w:eastAsia="FangSong" w:cs="Times New Roman"/>
-        </w:rPr>
-        <w:t>的</w:t>
-      </w:r>
-      <w:r>
-        <w:rPr>
-          <w:rFonts w:hint="eastAsia" w:ascii="Times New Roman" w:hAnsi="Times New Roman" w:eastAsia="Times New Roman" w:cs="Times New Roman"/>
-        </w:rPr>
-        <w:t>”</w:t>
-      </w:r>
-      <w:r>
-        <w:rPr>
-          <w:rFonts w:hint="eastAsia" w:ascii="Times New Roman" w:hAnsi="Times New Roman" w:eastAsia="FangSong" w:cs="Times New Roman"/>
-        </w:rPr>
-        <w:t>反常</w:t>
-      </w:r>
-      <w:r>
-        <w:rPr>
-          <w:rFonts w:hint="eastAsia" w:ascii="Times New Roman" w:hAnsi="Times New Roman" w:eastAsia="Times New Roman" w:cs="Times New Roman"/>
-        </w:rPr>
-        <w:t>”</w:t>
-      </w:r>
-      <w:r>
-        <w:rPr>
-          <w:rFonts w:hint="eastAsia" w:ascii="Times New Roman" w:hAnsi="Times New Roman" w:eastAsia="FangSong" w:cs="Times New Roman"/>
-        </w:rPr>
-        <w:t>排布</w:t>
-      </w:r>
-      <w:r>
-        <w:rPr>
-          <w:rFonts w:hint="eastAsia" w:ascii="Times New Roman" w:hAnsi="Times New Roman" w:eastAsia="Times New Roman" w:cs="Times New Roman"/>
-        </w:rPr>
-        <w:t>；</w:t>
-      </w:r>
-      <w:r>
-        <w:rPr>
-          <w:rFonts w:hint="eastAsia" w:ascii="Times New Roman" w:hAnsi="Times New Roman" w:eastAsia="FangSong" w:cs="Times New Roman"/>
-        </w:rPr>
-        <w:t>而</w:t>
-      </w:r>
-      <w:r>
-        <w:rPr>
-          <w:rFonts w:ascii="Times New Roman" w:hAnsi="Times New Roman" w:eastAsia="Times New Roman" w:cs="Times New Roman"/>
-        </w:rPr>
-        <w:t xml:space="preserve"> Y(39)、Zr(40) </w:t>
-      </w:r>
-      <w:r>
-        <w:rPr>
-          <w:rFonts w:hint="eastAsia" w:ascii="Times New Roman" w:hAnsi="Times New Roman" w:eastAsia="FangSong" w:cs="Times New Roman"/>
-        </w:rPr>
-        <w:t xml:space="preserve">仍为正常的</w:t>
-      </w:r>
-      <w:r>
-        <w:rPr>
-          <w:rFonts w:ascii="Times New Roman" w:hAnsi="Times New Roman" w:eastAsia="Times New Roman" w:cs="Times New Roman"/>
-        </w:rPr>
-        <w:t xml:space="preserve"> </w:t>
-      </w:r>
-      <m:oMath>
-        <m:r>
-          <m:t>5</m:t>
-        </m:r>
-        <m:sSup>
-          <m:e>
-            <m:r>
-              <m:t>s</m:t>
-            </m:r>
-          </m:e>
-          <m:sup>
-            <m:r>
-              <m:t>2</m:t>
-            </m:r>
-          </m:sup>
-        </m:sSup>
-      </m:oMath>
-      <w:r>
-        <w:rPr>
-          <w:rFonts w:ascii="Times New Roman" w:hAnsi="Times New Roman" w:eastAsia="Times New Roman" w:cs="Times New Roman"/>
-        </w:rPr>
-        <w:t xml:space="preserve"> </w:t>
-      </w:r>
-      <w:r>
-        <w:rPr>
-          <w:rFonts w:hint="eastAsia" w:ascii="Times New Roman" w:hAnsi="Times New Roman" w:eastAsia="FangSong" w:cs="Times New Roman"/>
-        </w:rPr>
-        <w:t>排布</w:t>
-      </w:r>
-      <w:r>
-        <w:rPr>
-          <w:rFonts w:hint="eastAsia" w:ascii="Times New Roman" w:hAnsi="Times New Roman" w:eastAsia="Times New Roman" w:cs="Times New Roman"/>
-        </w:rPr>
-        <w:t>。</w:t>
-      </w:r>
-      <w:r>
-        <w:rPr>
-          <w:rFonts w:hint="eastAsia" w:ascii="Times New Roman" w:hAnsi="Times New Roman" w:eastAsia="FangSong" w:cs="Times New Roman"/>
-        </w:rPr>
-        <w:t>教材用轨道能量随</w:t>
-      </w:r>
-      <w:r>
-        <w:rPr>
-          <w:rFonts w:ascii="Times New Roman" w:hAnsi="Times New Roman" w:eastAsia="Times New Roman" w:cs="Times New Roman"/>
-        </w:rPr>
-        <w:t xml:space="preserve"> Z </w:t>
-      </w:r>
-      <w:r>
-        <w:rPr>
-          <w:rFonts w:hint="eastAsia" w:ascii="Times New Roman" w:hAnsi="Times New Roman" w:eastAsia="FangSong" w:cs="Times New Roman"/>
-        </w:rPr>
-        <w:t>的变化</w:t>
-      </w:r>
-      <w:r>
-        <w:rPr>
-          <w:rFonts w:hint="eastAsia" w:ascii="Times New Roman" w:hAnsi="Times New Roman" w:eastAsia="Times New Roman" w:cs="Times New Roman"/>
-        </w:rPr>
-        <w:t>（</w:t>
-      </w:r>
-      <w:r>
-        <w:rPr>
-          <w:rFonts w:hint="eastAsia" w:ascii="Times New Roman" w:hAnsi="Times New Roman" w:eastAsia="FangSong" w:cs="Times New Roman"/>
-        </w:rPr>
-        <w:t>能级交叉</w:t>
-      </w:r>
-      <w:r>
-        <w:rPr>
-          <w:rFonts w:hint="eastAsia" w:ascii="Times New Roman" w:hAnsi="Times New Roman" w:eastAsia="Times New Roman" w:cs="Times New Roman"/>
-        </w:rPr>
-        <w:t>）</w:t>
-      </w:r>
-      <w:r>
-        <w:rPr>
-          <w:rFonts w:hint="eastAsia" w:ascii="Times New Roman" w:hAnsi="Times New Roman" w:eastAsia="FangSong" w:cs="Times New Roman"/>
-        </w:rPr>
-        <w:t>解释了这一现象</w:t>
-      </w:r>
-      <w:r>
-        <w:rPr>
-          <w:rFonts w:hint="eastAsia" w:ascii="Times New Roman" w:hAnsi="Times New Roman" w:eastAsia="Times New Roman" w:cs="Times New Roman"/>
-        </w:rPr>
-        <w:t>。</w:t>
-      </w:r>
-    </w:p>
-    <w:p>
-      <w:pPr>
-        <w:pStyle w:val="FirstParagraph"/>
-      </w:pPr>
-      <w:r>
-        <w:rPr>
-          <w:rFonts w:hint="eastAsia" w:ascii="Times New Roman" w:hAnsi="Times New Roman" w:eastAsia="FangSong" w:cs="Times New Roman"/>
-        </w:rPr>
-        <w:t>仿照上述例子</w:t>
-      </w:r>
-      <w:r>
-        <w:rPr>
-          <w:rFonts w:hint="eastAsia" w:ascii="Times New Roman" w:hAnsi="Times New Roman" w:eastAsia="Times New Roman" w:cs="Times New Roman"/>
-        </w:rPr>
-        <w:t>，</w:t>
-      </w:r>
-      <w:r>
-        <w:rPr>
-          <w:rFonts w:hint="eastAsia" w:ascii="Times New Roman" w:hAnsi="Times New Roman" w:eastAsia="FangSong" w:cs="Times New Roman"/>
-        </w:rPr>
-        <w:t>解释第六周期过渡元素的电子排布</w:t>
-      </w:r>
-      <w:r>
-        <w:rPr>
-          <w:rFonts w:hint="eastAsia" w:ascii="Times New Roman" w:hAnsi="Times New Roman" w:eastAsia="Times New Roman" w:cs="Times New Roman"/>
-        </w:rPr>
-        <w:t>。</w:t>
-      </w:r>
-    </w:p>
-    <w:p>
-      <w:pPr>
-        <w:pStyle w:val="BodyText"/>
-      </w:pPr>
-      <w:r>
-        <w:rPr>
-          <w:rFonts w:hint="eastAsia" w:ascii="Times New Roman" w:hAnsi="Times New Roman" w:eastAsia="FangSong" w:cs="Times New Roman"/>
-          <w:b/>
-          <w:bCs/>
-        </w:rPr>
-        <w:t xml:space="preserve">来源</w:t>
-      </w:r>
-      <w:r>
-        <w:rPr>
-          <w:rFonts w:hint="eastAsia" w:ascii="Times New Roman" w:hAnsi="Times New Roman" w:eastAsia="Times New Roman" w:cs="Times New Roman"/>
-        </w:rPr>
-        <w:t>：</w:t>
-      </w:r>
-      <w:r>
-        <w:rPr>
-          <w:rFonts w:hint="eastAsia" w:ascii="Times New Roman" w:hAnsi="Times New Roman" w:eastAsia="FangSong" w:cs="Times New Roman"/>
-        </w:rPr>
         <w:t>化学竞赛初赛讲义</w:t>
       </w:r>
       <w:r>
@@ -3133,7 +2685,7 @@
         <w:rPr>
           <w:rFonts w:ascii="Times New Roman" w:hAnsi="Times New Roman" w:eastAsia="Times New Roman" w:cs="Times New Roman"/>
         </w:rPr>
-        <w:t xml:space="preserve"> §2.2 </w:t>
+        <w:t xml:space="preserve"> §2.9 </w:t>
       </w:r>
       <w:r>
         <w:rPr>
@@ -3170,247 +2722,6 @@
           <w:rFonts w:hint="eastAsia" w:ascii="Times New Roman" w:hAnsi="Times New Roman" w:eastAsia="Times New Roman" w:cs="Times New Roman"/>
         </w:rPr>
         <w:t>6</w:t>
-      </w:r>
-      <w:r>
-        <w:rPr>
-          <w:rFonts w:hint="eastAsia" w:ascii="Times New Roman" w:hAnsi="Times New Roman" w:eastAsia="SimHei" w:cs="Times New Roman"/>
-        </w:rPr>
-        <w:t>题</w:t>
-      </w:r>
-    </w:p>
-    <w:p>
-      <w:pPr>
-        <w:pStyle w:val="FirstParagraph"/>
-      </w:pPr>
-      <w:r>
-        <w:rPr>
-          <w:rFonts w:hint="eastAsia" w:ascii="Times New Roman" w:hAnsi="Times New Roman" w:eastAsia="FangSong" w:cs="Times New Roman"/>
-          <w:b/>
-          <w:bCs/>
-        </w:rPr>
-        <w:t xml:space="preserve">题目</w:t>
-      </w:r>
-      <w:r>
-        <w:rPr>
-          <w:rFonts w:hint="eastAsia" w:ascii="Times New Roman" w:hAnsi="Times New Roman" w:eastAsia="Times New Roman" w:cs="Times New Roman"/>
-        </w:rPr>
-        <w:t xml:space="preserve">：</w:t>
-      </w:r>
-      <w:r>
-        <w:rPr>
-          <w:rFonts w:ascii="Times New Roman" w:hAnsi="Times New Roman" w:eastAsia="Times New Roman" w:cs="Times New Roman"/>
-        </w:rPr>
-        <w:t xml:space="preserve"> </w:t>
-      </w:r>
-      <w:r>
-        <w:rPr>
-          <w:rFonts w:hint="eastAsia" w:ascii="Times New Roman" w:hAnsi="Times New Roman" w:eastAsia="FangSong" w:cs="Times New Roman"/>
-        </w:rPr>
-        <w:t>对卤族元素</w:t>
-      </w:r>
-      <w:r>
-        <w:rPr>
-          <w:rFonts w:hint="eastAsia" w:ascii="Times New Roman" w:hAnsi="Times New Roman" w:eastAsia="Times New Roman" w:cs="Times New Roman"/>
-        </w:rPr>
-        <w:t>，</w:t>
-      </w:r>
-      <w:r>
-        <w:rPr>
-          <w:rFonts w:hint="eastAsia" w:ascii="Times New Roman" w:hAnsi="Times New Roman" w:eastAsia="FangSong" w:cs="Times New Roman"/>
-        </w:rPr>
-        <w:t>随着原子序数增加</w:t>
-      </w:r>
-      <w:r>
-        <w:rPr>
-          <w:rFonts w:hint="eastAsia" w:ascii="Times New Roman" w:hAnsi="Times New Roman" w:eastAsia="Times New Roman" w:cs="Times New Roman"/>
-        </w:rPr>
-        <w:t>，</w:t>
-      </w:r>
-      <w:r>
-        <w:rPr>
-          <w:rFonts w:hint="eastAsia" w:ascii="Times New Roman" w:hAnsi="Times New Roman" w:eastAsia="FangSong" w:cs="Times New Roman"/>
-        </w:rPr>
-        <w:t>以下何者的递变不是单调的</w:t>
-      </w:r>
-      <w:r>
-        <w:rPr>
-          <w:rFonts w:hint="eastAsia" w:ascii="Times New Roman" w:hAnsi="Times New Roman" w:eastAsia="Times New Roman" w:cs="Times New Roman"/>
-        </w:rPr>
-        <w:t>？</w:t>
-      </w:r>
-      <w:r>
-        <w:rPr>
-          <w:rFonts w:hint="eastAsia" w:ascii="Times New Roman" w:hAnsi="Times New Roman" w:eastAsia="FangSong" w:cs="Times New Roman"/>
-        </w:rPr>
-        <w:t>说明为何不单调</w:t>
-      </w:r>
-      <w:r>
-        <w:rPr>
-          <w:rFonts w:hint="eastAsia" w:ascii="Times New Roman" w:hAnsi="Times New Roman" w:eastAsia="Times New Roman" w:cs="Times New Roman"/>
-        </w:rPr>
-        <w:t>。</w:t>
-      </w:r>
-    </w:p>
-    <w:p>
-      <w:pPr>
-        <w:pStyle w:val="BodyText"/>
-      </w:pPr>
-      <w:r>
-        <w:rPr>
-          <w:rFonts w:hint="eastAsia" w:ascii="Times New Roman" w:hAnsi="Times New Roman" w:eastAsia="FangSong" w:cs="Times New Roman"/>
-        </w:rPr>
-        <w:t>供选择项</w:t>
-      </w:r>
-      <w:r>
-        <w:rPr>
-          <w:rFonts w:hint="eastAsia" w:ascii="Times New Roman" w:hAnsi="Times New Roman" w:eastAsia="Times New Roman" w:cs="Times New Roman"/>
-        </w:rPr>
-        <w:t>:</w:t>
-      </w:r>
-      <w:r>
-        <w:rPr>
-          <w:rFonts w:ascii="Times New Roman" w:hAnsi="Times New Roman" w:eastAsia="Times New Roman" w:cs="Times New Roman"/>
-        </w:rPr>
-        <w:t xml:space="preserve"> </w:t>
-      </w:r>
-      <w:r>
-        <w:rPr>
-          <w:rFonts w:hint="eastAsia" w:ascii="Times New Roman" w:hAnsi="Times New Roman" w:eastAsia="FangSong" w:cs="Times New Roman"/>
-        </w:rPr>
-        <w:t>负离子半径</w:t>
-      </w:r>
-      <w:r>
-        <w:rPr>
-          <w:rFonts w:hint="eastAsia" w:ascii="Times New Roman" w:hAnsi="Times New Roman" w:eastAsia="Times New Roman" w:cs="Times New Roman"/>
-        </w:rPr>
-        <w:t>、</w:t>
-      </w:r>
-      <w:r>
-        <w:rPr>
-          <w:rFonts w:hint="eastAsia" w:ascii="Times New Roman" w:hAnsi="Times New Roman" w:eastAsia="FangSong" w:cs="Times New Roman"/>
-        </w:rPr>
-        <w:t>电负性</w:t>
-      </w:r>
-      <w:r>
-        <w:rPr>
-          <w:rFonts w:hint="eastAsia" w:ascii="Times New Roman" w:hAnsi="Times New Roman" w:eastAsia="Times New Roman" w:cs="Times New Roman"/>
-        </w:rPr>
-        <w:t>、</w:t>
-      </w:r>
-      <w:r>
-        <w:rPr>
-          <w:rFonts w:hint="eastAsia" w:ascii="Times New Roman" w:hAnsi="Times New Roman" w:eastAsia="FangSong" w:cs="Times New Roman"/>
-        </w:rPr>
-        <w:t>单质熔沸点</w:t>
-      </w:r>
-      <w:r>
-        <w:rPr>
-          <w:rFonts w:hint="eastAsia" w:ascii="Times New Roman" w:hAnsi="Times New Roman" w:eastAsia="Times New Roman" w:cs="Times New Roman"/>
-        </w:rPr>
-        <w:t>、</w:t>
-      </w:r>
-      <w:r>
-        <w:rPr>
-          <w:rFonts w:hint="eastAsia" w:ascii="Times New Roman" w:hAnsi="Times New Roman" w:eastAsia="FangSong" w:cs="Times New Roman"/>
-        </w:rPr>
-        <w:t>单质键能</w:t>
-      </w:r>
-      <w:r>
-        <w:rPr>
-          <w:rFonts w:hint="eastAsia" w:ascii="Times New Roman" w:hAnsi="Times New Roman" w:eastAsia="Times New Roman" w:cs="Times New Roman"/>
-        </w:rPr>
-        <w:t>。</w:t>
-      </w:r>
-    </w:p>
-    <w:p>
-      <w:pPr>
-        <w:pStyle w:val="BodyText"/>
-      </w:pPr>
-      <w:r>
-        <w:rPr>
-          <w:rFonts w:hint="eastAsia" w:ascii="Times New Roman" w:hAnsi="Times New Roman" w:eastAsia="FangSong" w:cs="Times New Roman"/>
-          <w:b/>
-          <w:bCs/>
-        </w:rPr>
-        <w:t xml:space="preserve">来源</w:t>
-      </w:r>
-      <w:r>
-        <w:rPr>
-          <w:rFonts w:hint="eastAsia" w:ascii="Times New Roman" w:hAnsi="Times New Roman" w:eastAsia="Times New Roman" w:cs="Times New Roman"/>
-        </w:rPr>
-        <w:t>：</w:t>
-      </w:r>
-      <w:r>
-        <w:rPr>
-          <w:rFonts w:hint="eastAsia" w:ascii="Times New Roman" w:hAnsi="Times New Roman" w:eastAsia="FangSong" w:cs="Times New Roman"/>
-        </w:rPr>
-        <w:t>化学竞赛初赛讲义</w:t>
-      </w:r>
-      <w:r>
-        <w:rPr>
-          <w:rFonts w:ascii="Times New Roman" w:hAnsi="Times New Roman" w:eastAsia="Times New Roman" w:cs="Times New Roman"/>
-        </w:rPr>
-        <w:t xml:space="preserve"> </w:t>
-      </w:r>
-      <w:r>
-        <w:rPr>
-          <w:rFonts w:hint="eastAsia" w:ascii="Times New Roman" w:hAnsi="Times New Roman" w:eastAsia="FangSong" w:cs="Times New Roman"/>
-        </w:rPr>
-        <w:t>第</w:t>
-      </w:r>
-      <w:r>
-        <w:rPr>
-          <w:rFonts w:hint="eastAsia" w:ascii="Times New Roman" w:hAnsi="Times New Roman" w:eastAsia="Times New Roman" w:cs="Times New Roman"/>
-        </w:rPr>
-        <w:t>2</w:t>
-      </w:r>
-      <w:r>
-        <w:rPr>
-          <w:rFonts w:hint="eastAsia" w:ascii="Times New Roman" w:hAnsi="Times New Roman" w:eastAsia="FangSong" w:cs="Times New Roman"/>
-        </w:rPr>
-        <w:t>讲</w:t>
-      </w:r>
-      <w:r>
-        <w:rPr>
-          <w:rFonts w:ascii="Times New Roman" w:hAnsi="Times New Roman" w:eastAsia="Times New Roman" w:cs="Times New Roman"/>
-        </w:rPr>
-        <w:t xml:space="preserve"> §2.9 </w:t>
-      </w:r>
-      <w:r>
-        <w:rPr>
-          <w:rFonts w:hint="eastAsia" w:ascii="Times New Roman" w:hAnsi="Times New Roman" w:eastAsia="FangSong" w:cs="Times New Roman"/>
-        </w:rPr>
-        <w:t xml:space="preserve">习题</w:t>
-      </w:r>
-    </w:p>
-    <w:p>
-      <w:pPr>
-        <w:spacing w:before="160" w:after="80"/>
-      </w:pPr>
-      <w:r>
-        <w:pict>
-          <v:rect style="width:0;height:1.5pt" o:hralign="center" o:hrstd="t" o:hr="t"/>
-        </w:pict>
-      </w:r>
-    </w:p>
-    <w:bookmarkEnd w:id="14"/>
-    <w:bookmarkStart w:id="15" w:name="第7题"/>
-    <w:p>
-      <w:pPr>
-        <w:pStyle w:val="Heading3"/>
-        <w:spacing w:before="280" w:after="120"/>
-      </w:pPr>
-      <w:r>
-        <w:rPr>
-          <w:rFonts w:hint="eastAsia" w:ascii="Times New Roman" w:hAnsi="Times New Roman" w:eastAsia="SimHei" w:cs="Times New Roman"/>
-        </w:rPr>
-        <w:t>第</w:t>
-      </w:r>
-      <w:r>
-        <w:rPr>
-          <w:rFonts w:hint="eastAsia" w:ascii="Times New Roman" w:hAnsi="Times New Roman" w:eastAsia="Times New Roman" w:cs="Times New Roman"/>
-        </w:rPr>
-        <w:t>7</w:t>
       </w:r>
       <w:r>
         <w:rPr>
@@ -3785,6 +3096,200 @@
         </w:pict>
       </w:r>
     </w:p>
+    <w:bookmarkEnd w:id="14"/>
+    <w:bookmarkStart w:id="15" w:name="第7题"/>
+    <w:p>
+      <w:pPr>
+        <w:pStyle w:val="Heading3"/>
+        <w:spacing w:before="280" w:after="120"/>
+      </w:pPr>
+      <w:r>
+        <w:rPr>
+          <w:rFonts w:hint="eastAsia" w:ascii="Times New Roman" w:hAnsi="Times New Roman" w:eastAsia="SimHei" w:cs="Times New Roman"/>
+        </w:rPr>
+        <w:t>第</w:t>
+      </w:r>
+      <w:r>
+        <w:rPr>
+          <w:rFonts w:hint="eastAsia" w:ascii="Times New Roman" w:hAnsi="Times New Roman" w:eastAsia="Times New Roman" w:cs="Times New Roman"/>
+        </w:rPr>
+        <w:t>7</w:t>
+      </w:r>
+      <w:r>
+        <w:rPr>
+          <w:rFonts w:hint="eastAsia" w:ascii="Times New Roman" w:hAnsi="Times New Roman" w:eastAsia="SimHei" w:cs="Times New Roman"/>
+        </w:rPr>
+        <w:t>题</w:t>
+      </w:r>
+    </w:p>
+    <w:p>
+      <w:pPr>
+        <w:pStyle w:val="FirstParagraph"/>
+      </w:pPr>
+      <w:r>
+        <w:rPr>
+          <w:rFonts w:hint="eastAsia" w:ascii="Times New Roman" w:hAnsi="Times New Roman" w:eastAsia="FangSong" w:cs="Times New Roman"/>
+          <w:b/>
+          <w:bCs/>
+        </w:rPr>
+        <w:t xml:space="preserve">题目</w:t>
+      </w:r>
+      <w:r>
+        <w:rPr>
+          <w:rFonts w:hint="eastAsia" w:ascii="Times New Roman" w:hAnsi="Times New Roman" w:eastAsia="Times New Roman" w:cs="Times New Roman"/>
+        </w:rPr>
+        <w:t xml:space="preserve">：</w:t>
+      </w:r>
+      <w:r>
+        <w:rPr>
+          <w:rFonts w:ascii="Times New Roman" w:hAnsi="Times New Roman" w:eastAsia="Times New Roman" w:cs="Times New Roman"/>
+        </w:rPr>
+        <w:t xml:space="preserve"> </w:t>
+      </w:r>
+      <w:r>
+        <w:rPr>
+          <w:rFonts w:hint="eastAsia" w:ascii="Times New Roman" w:hAnsi="Times New Roman" w:eastAsia="FangSong" w:cs="Times New Roman"/>
+        </w:rPr>
+        <w:t>在第一过渡系元素的电子结构中</w:t>
+      </w:r>
+      <w:r>
+        <w:rPr>
+          <w:rFonts w:hint="eastAsia" w:ascii="Times New Roman" w:hAnsi="Times New Roman" w:eastAsia="Times New Roman" w:cs="Times New Roman"/>
+        </w:rPr>
+        <w:t>，</w:t>
+      </w:r>
+      <w:r>
+        <w:rPr>
+          <w:rFonts w:hint="eastAsia" w:ascii="Times New Roman" w:hAnsi="Times New Roman" w:eastAsia="FangSong" w:cs="Times New Roman"/>
+        </w:rPr>
+        <w:t>经验表明</w:t>
+      </w:r>
+      <w:r>
+        <w:rPr>
+          <w:rFonts w:hint="eastAsia" w:ascii="Times New Roman" w:hAnsi="Times New Roman" w:eastAsia="Times New Roman" w:cs="Times New Roman"/>
+        </w:rPr>
+        <w:t>，</w:t>
+      </w:r>
+      <w:r>
+        <w:rPr>
+          <w:rFonts w:hint="eastAsia" w:ascii="Times New Roman" w:hAnsi="Times New Roman" w:eastAsia="FangSong" w:cs="Times New Roman"/>
+        </w:rPr>
+        <w:t>电子总是先填</w:t>
+      </w:r>
+      <w:r>
+        <w:rPr>
+          <w:rFonts w:ascii="Times New Roman" w:hAnsi="Times New Roman" w:eastAsia="Times New Roman" w:cs="Times New Roman"/>
+        </w:rPr>
+        <w:t xml:space="preserve"> 4s </w:t>
+      </w:r>
+      <w:r>
+        <w:rPr>
+          <w:rFonts w:hint="eastAsia" w:ascii="Times New Roman" w:hAnsi="Times New Roman" w:eastAsia="FangSong" w:cs="Times New Roman"/>
+        </w:rPr>
+        <w:t xml:space="preserve">轨道却又是</w:t>
+      </w:r>
+      <w:r>
+        <w:rPr>
+          <w:rFonts w:ascii="Times New Roman" w:hAnsi="Times New Roman" w:eastAsia="Times New Roman" w:cs="Times New Roman"/>
+        </w:rPr>
+        <w:t xml:space="preserve"> 4s </w:t>
+      </w:r>
+      <w:r>
+        <w:rPr>
+          <w:rFonts w:hint="eastAsia" w:ascii="Times New Roman" w:hAnsi="Times New Roman" w:eastAsia="FangSong" w:cs="Times New Roman"/>
+        </w:rPr>
+        <w:t>轨道上的电子优先电离</w:t>
+      </w:r>
+      <w:r>
+        <w:rPr>
+          <w:rFonts w:hint="eastAsia" w:ascii="Times New Roman" w:hAnsi="Times New Roman" w:eastAsia="Times New Roman" w:cs="Times New Roman"/>
+        </w:rPr>
+        <w:t>。</w:t>
+      </w:r>
+      <w:r>
+        <w:rPr>
+          <w:rFonts w:hint="eastAsia" w:ascii="Times New Roman" w:hAnsi="Times New Roman" w:eastAsia="FangSong" w:cs="Times New Roman"/>
+        </w:rPr>
+        <w:t>定性解释原因</w:t>
+      </w:r>
+      <w:r>
+        <w:rPr>
+          <w:rFonts w:hint="eastAsia" w:ascii="Times New Roman" w:hAnsi="Times New Roman" w:eastAsia="Times New Roman" w:cs="Times New Roman"/>
+        </w:rPr>
+        <w:t>。</w:t>
+      </w:r>
+    </w:p>
+    <w:p>
+      <w:pPr>
+        <w:pStyle w:val="BodyText"/>
+      </w:pPr>
+      <w:r>
+        <w:rPr>
+          <w:rFonts w:hint="eastAsia" w:ascii="Times New Roman" w:hAnsi="Times New Roman" w:eastAsia="FangSong" w:cs="Times New Roman"/>
+          <w:b/>
+          <w:bCs/>
+        </w:rPr>
+        <w:t xml:space="preserve">来源</w:t>
+      </w:r>
+      <w:r>
+        <w:rPr>
+          <w:rFonts w:hint="eastAsia" w:ascii="Times New Roman" w:hAnsi="Times New Roman" w:eastAsia="Times New Roman" w:cs="Times New Roman"/>
+        </w:rPr>
+        <w:t>：</w:t>
+      </w:r>
+      <w:r>
+        <w:rPr>
+          <w:rFonts w:hint="eastAsia" w:ascii="Times New Roman" w:hAnsi="Times New Roman" w:eastAsia="FangSong" w:cs="Times New Roman"/>
+        </w:rPr>
+        <w:t>化学竞赛初赛讲义</w:t>
+      </w:r>
+      <w:r>
+        <w:rPr>
+          <w:rFonts w:ascii="Times New Roman" w:hAnsi="Times New Roman" w:eastAsia="Times New Roman" w:cs="Times New Roman"/>
+        </w:rPr>
+        <w:t xml:space="preserve"> </w:t>
+      </w:r>
+      <w:r>
+        <w:rPr>
+          <w:rFonts w:hint="eastAsia" w:ascii="Times New Roman" w:hAnsi="Times New Roman" w:eastAsia="FangSong" w:cs="Times New Roman"/>
+        </w:rPr>
+        <w:t>第</w:t>
+      </w:r>
+      <w:r>
+        <w:rPr>
+          <w:rFonts w:hint="eastAsia" w:ascii="Times New Roman" w:hAnsi="Times New Roman" w:eastAsia="Times New Roman" w:cs="Times New Roman"/>
+        </w:rPr>
+        <w:t>2</w:t>
+      </w:r>
+      <w:r>
+        <w:rPr>
+          <w:rFonts w:hint="eastAsia" w:ascii="Times New Roman" w:hAnsi="Times New Roman" w:eastAsia="FangSong" w:cs="Times New Roman"/>
+        </w:rPr>
+        <w:t>讲</w:t>
+      </w:r>
+      <w:r>
+        <w:rPr>
+          <w:rFonts w:ascii="Times New Roman" w:hAnsi="Times New Roman" w:eastAsia="Times New Roman" w:cs="Times New Roman"/>
+        </w:rPr>
+        <w:t xml:space="preserve"> §2.11 </w:t>
+      </w:r>
+      <w:r>
+        <w:rPr>
+          <w:rFonts w:hint="eastAsia" w:ascii="Times New Roman" w:hAnsi="Times New Roman" w:eastAsia="FangSong" w:cs="Times New Roman"/>
+        </w:rPr>
+        <w:t xml:space="preserve">习题</w:t>
+      </w:r>
+    </w:p>
+    <w:p>
+      <w:pPr>
+        <w:spacing w:before="160" w:after="80"/>
+      </w:pPr>
+      <w:r>
+        <w:pict>
+          <v:rect style="width:0;height:1.5pt" o:hralign="center" o:hrstd="t" o:hr="t"/>
+        </w:pict>
+      </w:r>
+    </w:p>
     <w:bookmarkEnd w:id="15"/>
     <w:bookmarkStart w:id="16" w:name="第8题"/>
     <w:p>
@@ -3803,200 +3308,6 @@
           <w:rFonts w:hint="eastAsia" w:ascii="Times New Roman" w:hAnsi="Times New Roman" w:eastAsia="Times New Roman" w:cs="Times New Roman"/>
         </w:rPr>
         <w:t>8</w:t>
-      </w:r>
-      <w:r>
-        <w:rPr>
-          <w:rFonts w:hint="eastAsia" w:ascii="Times New Roman" w:hAnsi="Times New Roman" w:eastAsia="SimHei" w:cs="Times New Roman"/>
-        </w:rPr>
-        <w:t>题</w:t>
-      </w:r>
-    </w:p>
-    <w:p>
-      <w:pPr>
-        <w:pStyle w:val="FirstParagraph"/>
-      </w:pPr>
-      <w:r>
-        <w:rPr>
-          <w:rFonts w:hint="eastAsia" w:ascii="Times New Roman" w:hAnsi="Times New Roman" w:eastAsia="FangSong" w:cs="Times New Roman"/>
-          <w:b/>
-          <w:bCs/>
-        </w:rPr>
-        <w:t xml:space="preserve">题目</w:t>
-      </w:r>
-      <w:r>
-        <w:rPr>
-          <w:rFonts w:hint="eastAsia" w:ascii="Times New Roman" w:hAnsi="Times New Roman" w:eastAsia="Times New Roman" w:cs="Times New Roman"/>
-        </w:rPr>
-        <w:t xml:space="preserve">：</w:t>
-      </w:r>
-      <w:r>
-        <w:rPr>
-          <w:rFonts w:ascii="Times New Roman" w:hAnsi="Times New Roman" w:eastAsia="Times New Roman" w:cs="Times New Roman"/>
-        </w:rPr>
-        <w:t xml:space="preserve"> </w:t>
-      </w:r>
-      <w:r>
-        <w:rPr>
-          <w:rFonts w:hint="eastAsia" w:ascii="Times New Roman" w:hAnsi="Times New Roman" w:eastAsia="FangSong" w:cs="Times New Roman"/>
-        </w:rPr>
-        <w:t>在第一过渡系元素的电子结构中</w:t>
-      </w:r>
-      <w:r>
-        <w:rPr>
-          <w:rFonts w:hint="eastAsia" w:ascii="Times New Roman" w:hAnsi="Times New Roman" w:eastAsia="Times New Roman" w:cs="Times New Roman"/>
-        </w:rPr>
-        <w:t>，</w:t>
-      </w:r>
-      <w:r>
-        <w:rPr>
-          <w:rFonts w:hint="eastAsia" w:ascii="Times New Roman" w:hAnsi="Times New Roman" w:eastAsia="FangSong" w:cs="Times New Roman"/>
-        </w:rPr>
-        <w:t>经验表明</w:t>
-      </w:r>
-      <w:r>
-        <w:rPr>
-          <w:rFonts w:hint="eastAsia" w:ascii="Times New Roman" w:hAnsi="Times New Roman" w:eastAsia="Times New Roman" w:cs="Times New Roman"/>
-        </w:rPr>
-        <w:t>，</w:t>
-      </w:r>
-      <w:r>
-        <w:rPr>
-          <w:rFonts w:hint="eastAsia" w:ascii="Times New Roman" w:hAnsi="Times New Roman" w:eastAsia="FangSong" w:cs="Times New Roman"/>
-        </w:rPr>
-        <w:t>电子总是先填</w:t>
-      </w:r>
-      <w:r>
-        <w:rPr>
-          <w:rFonts w:ascii="Times New Roman" w:hAnsi="Times New Roman" w:eastAsia="Times New Roman" w:cs="Times New Roman"/>
-        </w:rPr>
-        <w:t xml:space="preserve"> 4s </w:t>
-      </w:r>
-      <w:r>
-        <w:rPr>
-          <w:rFonts w:hint="eastAsia" w:ascii="Times New Roman" w:hAnsi="Times New Roman" w:eastAsia="FangSong" w:cs="Times New Roman"/>
-        </w:rPr>
-        <w:t xml:space="preserve">轨道却又是</w:t>
-      </w:r>
-      <w:r>
-        <w:rPr>
-          <w:rFonts w:ascii="Times New Roman" w:hAnsi="Times New Roman" w:eastAsia="Times New Roman" w:cs="Times New Roman"/>
-        </w:rPr>
-        <w:t xml:space="preserve"> 4s </w:t>
-      </w:r>
-      <w:r>
-        <w:rPr>
-          <w:rFonts w:hint="eastAsia" w:ascii="Times New Roman" w:hAnsi="Times New Roman" w:eastAsia="FangSong" w:cs="Times New Roman"/>
-        </w:rPr>
-        <w:t>轨道上的电子优先电离</w:t>
-      </w:r>
-      <w:r>
-        <w:rPr>
-          <w:rFonts w:hint="eastAsia" w:ascii="Times New Roman" w:hAnsi="Times New Roman" w:eastAsia="Times New Roman" w:cs="Times New Roman"/>
-        </w:rPr>
-        <w:t>。</w:t>
-      </w:r>
-      <w:r>
-        <w:rPr>
-          <w:rFonts w:hint="eastAsia" w:ascii="Times New Roman" w:hAnsi="Times New Roman" w:eastAsia="FangSong" w:cs="Times New Roman"/>
-        </w:rPr>
-        <w:t>定性解释原因</w:t>
-      </w:r>
-      <w:r>
-        <w:rPr>
-          <w:rFonts w:hint="eastAsia" w:ascii="Times New Roman" w:hAnsi="Times New Roman" w:eastAsia="Times New Roman" w:cs="Times New Roman"/>
-        </w:rPr>
-        <w:t>。</w:t>
-      </w:r>
-    </w:p>
-    <w:p>
-      <w:pPr>
-        <w:pStyle w:val="BodyText"/>
-      </w:pPr>
-      <w:r>
-        <w:rPr>
-          <w:rFonts w:hint="eastAsia" w:ascii="Times New Roman" w:hAnsi="Times New Roman" w:eastAsia="FangSong" w:cs="Times New Roman"/>
-          <w:b/>
-          <w:bCs/>
-        </w:rPr>
-        <w:t xml:space="preserve">来源</w:t>
-      </w:r>
-      <w:r>
-        <w:rPr>
-          <w:rFonts w:hint="eastAsia" w:ascii="Times New Roman" w:hAnsi="Times New Roman" w:eastAsia="Times New Roman" w:cs="Times New Roman"/>
-        </w:rPr>
-        <w:t>：</w:t>
-      </w:r>
-      <w:r>
-        <w:rPr>
-          <w:rFonts w:hint="eastAsia" w:ascii="Times New Roman" w:hAnsi="Times New Roman" w:eastAsia="FangSong" w:cs="Times New Roman"/>
-        </w:rPr>
-        <w:t>化学竞赛初赛讲义</w:t>
-      </w:r>
-      <w:r>
-        <w:rPr>
-          <w:rFonts w:ascii="Times New Roman" w:hAnsi="Times New Roman" w:eastAsia="Times New Roman" w:cs="Times New Roman"/>
-        </w:rPr>
-        <w:t xml:space="preserve"> </w:t>
-      </w:r>
-      <w:r>
-        <w:rPr>
-          <w:rFonts w:hint="eastAsia" w:ascii="Times New Roman" w:hAnsi="Times New Roman" w:eastAsia="FangSong" w:cs="Times New Roman"/>
-        </w:rPr>
-        <w:t>第</w:t>
-      </w:r>
-      <w:r>
-        <w:rPr>
-          <w:rFonts w:hint="eastAsia" w:ascii="Times New Roman" w:hAnsi="Times New Roman" w:eastAsia="Times New Roman" w:cs="Times New Roman"/>
-        </w:rPr>
-        <w:t>2</w:t>
-      </w:r>
-      <w:r>
-        <w:rPr>
-          <w:rFonts w:hint="eastAsia" w:ascii="Times New Roman" w:hAnsi="Times New Roman" w:eastAsia="FangSong" w:cs="Times New Roman"/>
-        </w:rPr>
-        <w:t>讲</w:t>
-      </w:r>
-      <w:r>
-        <w:rPr>
-          <w:rFonts w:ascii="Times New Roman" w:hAnsi="Times New Roman" w:eastAsia="Times New Roman" w:cs="Times New Roman"/>
-        </w:rPr>
-        <w:t xml:space="preserve"> §2.11 </w:t>
-      </w:r>
-      <w:r>
-        <w:rPr>
-          <w:rFonts w:hint="eastAsia" w:ascii="Times New Roman" w:hAnsi="Times New Roman" w:eastAsia="FangSong" w:cs="Times New Roman"/>
-        </w:rPr>
-        <w:t xml:space="preserve">习题</w:t>
-      </w:r>
-    </w:p>
-    <w:p>
-      <w:pPr>
-        <w:spacing w:before="160" w:after="80"/>
-      </w:pPr>
-      <w:r>
-        <w:pict>
-          <v:rect style="width:0;height:1.5pt" o:hralign="center" o:hrstd="t" o:hr="t"/>
-        </w:pict>
-      </w:r>
-    </w:p>
-    <w:bookmarkEnd w:id="16"/>
-    <w:bookmarkStart w:id="17" w:name="第9题"/>
-    <w:p>
-      <w:pPr>
-        <w:pStyle w:val="Heading3"/>
-        <w:spacing w:before="280" w:after="120"/>
-      </w:pPr>
-      <w:r>
-        <w:rPr>
-          <w:rFonts w:hint="eastAsia" w:ascii="Times New Roman" w:hAnsi="Times New Roman" w:eastAsia="SimHei" w:cs="Times New Roman"/>
-        </w:rPr>
-        <w:t>第</w:t>
-      </w:r>
-      <w:r>
-        <w:rPr>
-          <w:rFonts w:hint="eastAsia" w:ascii="Times New Roman" w:hAnsi="Times New Roman" w:eastAsia="Times New Roman" w:cs="Times New Roman"/>
-        </w:rPr>
-        <w:t>9</w:t>
       </w:r>
       <w:r>
         <w:rPr>
@@ -4311,8 +3622,8 @@
         </w:pict>
       </w:r>
     </w:p>
-    <w:bookmarkEnd w:id="17"/>
-    <w:bookmarkStart w:id="18" w:name="第10题"/>
+    <w:bookmarkEnd w:id="16"/>
+    <w:bookmarkStart w:id="17" w:name="第9题"/>
     <w:p>
       <w:pPr>
         <w:pStyle w:val="Heading3"/>
@@ -4328,7 +3639,7 @@
         <w:rPr>
           <w:rFonts w:hint="eastAsia" w:ascii="Times New Roman" w:hAnsi="Times New Roman" w:eastAsia="Times New Roman" w:cs="Times New Roman"/>
         </w:rPr>
-        <w:t>10</w:t>
+        <w:t>9</w:t>
       </w:r>
       <w:r>
         <w:rPr>
@@ -4667,8 +3978,8 @@
         </w:pict>
       </w:r>
     </w:p>
-    <w:bookmarkEnd w:id="18"/>
-    <w:bookmarkStart w:id="19" w:name="第11题"/>
+    <w:bookmarkEnd w:id="17"/>
+    <w:bookmarkStart w:id="18" w:name="第10题"/>
     <w:p>
       <w:pPr>
         <w:pStyle w:val="Heading3"/>
@@ -4684,451 +3995,7 @@
         <w:rPr>
           <w:rFonts w:hint="eastAsia" w:ascii="Times New Roman" w:hAnsi="Times New Roman" w:eastAsia="Times New Roman" w:cs="Times New Roman"/>
         </w:rPr>
-        <w:t>11</w:t>
-      </w:r>
-      <w:r>
-        <w:rPr>
-          <w:rFonts w:hint="eastAsia" w:ascii="Times New Roman" w:hAnsi="Times New Roman" w:eastAsia="SimHei" w:cs="Times New Roman"/>
-        </w:rPr>
-        <w:t>题</w:t>
-      </w:r>
-    </w:p>
-    <w:p>
-      <w:pPr>
-        <w:pStyle w:val="FirstParagraph"/>
-      </w:pPr>
-      <w:r>
-        <w:rPr>
-          <w:rFonts w:hint="eastAsia" w:ascii="Times New Roman" w:hAnsi="Times New Roman" w:eastAsia="FangSong" w:cs="Times New Roman"/>
-          <w:b/>
-          <w:bCs/>
-        </w:rPr>
-        <w:t xml:space="preserve">题目</w:t>
-      </w:r>
-      <w:r>
-        <w:rPr>
-          <w:rFonts w:hint="eastAsia" w:ascii="Times New Roman" w:hAnsi="Times New Roman" w:eastAsia="Times New Roman" w:cs="Times New Roman"/>
-        </w:rPr>
-        <w:t xml:space="preserve">：</w:t>
-      </w:r>
-      <w:r>
-        <w:rPr>
-          <w:rFonts w:ascii="Times New Roman" w:hAnsi="Times New Roman" w:eastAsia="Times New Roman" w:cs="Times New Roman"/>
-        </w:rPr>
-        <w:t xml:space="preserve"> </w:t>
-      </w:r>
-      <w:r>
-        <w:rPr>
-          <w:rFonts w:hint="eastAsia" w:ascii="Times New Roman" w:hAnsi="Times New Roman" w:eastAsia="FangSong" w:cs="Times New Roman"/>
-        </w:rPr>
-        <w:t xml:space="preserve">已知</w:t>
-      </w:r>
-      <w:r>
-        <w:rPr>
-          <w:rFonts w:ascii="Times New Roman" w:hAnsi="Times New Roman" w:eastAsia="Times New Roman" w:cs="Times New Roman"/>
-        </w:rPr>
-        <w:t xml:space="preserve"> </w:t>
-      </w:r>
-      <m:oMath>
-        <m:sSub>
-          <m:e>
-            <m:r>
-              <m:t>N</m:t>
-            </m:r>
-          </m:e>
-          <m:sub>
-            <m:r>
-              <m:t>2</m:t>
-            </m:r>
-          </m:sub>
-        </m:sSub>
-      </m:oMath>
-      <w:r>
-        <w:rPr>
-          <w:rFonts w:ascii="Times New Roman" w:hAnsi="Times New Roman" w:eastAsia="Times New Roman" w:cs="Times New Roman"/>
-        </w:rPr>
-        <w:t xml:space="preserve"> </w:t>
-      </w:r>
-      <w:r>
-        <w:rPr>
-          <w:rFonts w:hint="eastAsia" w:ascii="Times New Roman" w:hAnsi="Times New Roman" w:eastAsia="FangSong" w:cs="Times New Roman"/>
-        </w:rPr>
-        <w:t xml:space="preserve">的键解离能为</w:t>
-      </w:r>
-      <w:r>
-        <w:rPr>
-          <w:rFonts w:ascii="Times New Roman" w:hAnsi="Times New Roman" w:eastAsia="Times New Roman" w:cs="Times New Roman"/>
-        </w:rPr>
-        <w:t xml:space="preserve"> 946kJ/mol,</w:t>
-      </w:r>
-      <w:r>
-        <w:rPr>
-          <w:rFonts w:ascii="Times New Roman" w:hAnsi="Times New Roman" w:eastAsia="Times New Roman" w:cs="Times New Roman"/>
-        </w:rPr>
-        <w:t xml:space="preserve"> </w:t>
-      </w:r>
-      <m:oMath>
-        <m:sSub>
-          <m:e>
-            <m:r>
-              <m:t>O</m:t>
-            </m:r>
-          </m:e>
-          <m:sub>
-            <m:r>
-              <m:t>2</m:t>
-            </m:r>
-          </m:sub>
-        </m:sSub>
-      </m:oMath>
-      <w:r>
-        <w:rPr>
-          <w:rFonts w:ascii="Times New Roman" w:hAnsi="Times New Roman" w:eastAsia="Times New Roman" w:cs="Times New Roman"/>
-        </w:rPr>
-        <w:t xml:space="preserve"> </w:t>
-      </w:r>
-      <w:r>
-        <w:rPr>
-          <w:rFonts w:hint="eastAsia" w:ascii="Times New Roman" w:hAnsi="Times New Roman" w:eastAsia="FangSong" w:cs="Times New Roman"/>
-        </w:rPr>
-        <w:t xml:space="preserve">的键解离能为</w:t>
-      </w:r>
-      <w:r>
-        <w:rPr>
-          <w:rFonts w:ascii="Times New Roman" w:hAnsi="Times New Roman" w:eastAsia="Times New Roman" w:cs="Times New Roman"/>
-        </w:rPr>
-        <w:t xml:space="preserve"> 498kJ/mol; N </w:t>
-      </w:r>
-      <w:r>
-        <w:rPr>
-          <w:rFonts w:hint="eastAsia" w:ascii="Times New Roman" w:hAnsi="Times New Roman" w:eastAsia="FangSong" w:cs="Times New Roman"/>
-        </w:rPr>
-        <w:t xml:space="preserve">和</w:t>
-      </w:r>
-      <w:r>
-        <w:rPr>
-          <w:rFonts w:ascii="Times New Roman" w:hAnsi="Times New Roman" w:eastAsia="Times New Roman" w:cs="Times New Roman"/>
-        </w:rPr>
-        <w:t xml:space="preserve"> O </w:t>
-      </w:r>
-      <w:r>
-        <w:rPr>
-          <w:rFonts w:hint="eastAsia" w:ascii="Times New Roman" w:hAnsi="Times New Roman" w:eastAsia="FangSong" w:cs="Times New Roman"/>
-        </w:rPr>
-        <w:t xml:space="preserve">的</w:t>
-      </w:r>
-      <w:r>
-        <w:rPr>
-          <w:rFonts w:ascii="Times New Roman" w:hAnsi="Times New Roman" w:eastAsia="Times New Roman" w:cs="Times New Roman"/>
-        </w:rPr>
-        <w:t xml:space="preserve"> Pauling </w:t>
-      </w:r>
-      <w:r>
-        <w:rPr>
-          <w:rFonts w:hint="eastAsia" w:ascii="Times New Roman" w:hAnsi="Times New Roman" w:eastAsia="FangSong" w:cs="Times New Roman"/>
-        </w:rPr>
-        <w:t xml:space="preserve">电负性分别为</w:t>
-      </w:r>
-      <w:r>
-        <w:rPr>
-          <w:rFonts w:ascii="Times New Roman" w:hAnsi="Times New Roman" w:eastAsia="Times New Roman" w:cs="Times New Roman"/>
-        </w:rPr>
-        <w:t xml:space="preserve"> 3.04 </w:t>
-      </w:r>
-      <w:r>
-        <w:rPr>
-          <w:rFonts w:hint="eastAsia" w:ascii="Times New Roman" w:hAnsi="Times New Roman" w:eastAsia="FangSong" w:cs="Times New Roman"/>
-        </w:rPr>
-        <w:t xml:space="preserve">和</w:t>
-      </w:r>
-      <w:r>
-        <w:rPr>
-          <w:rFonts w:ascii="Times New Roman" w:hAnsi="Times New Roman" w:eastAsia="Times New Roman" w:cs="Times New Roman"/>
-        </w:rPr>
-        <w:t xml:space="preserve"> </w:t>
-      </w:r>
-      <w:r>
-        <w:rPr>
-          <w:rFonts w:hint="eastAsia" w:ascii="Times New Roman" w:hAnsi="Times New Roman" w:eastAsia="Times New Roman" w:cs="Times New Roman"/>
-        </w:rPr>
-        <w:t>3.44。</w:t>
-      </w:r>
-      <w:r>
-        <w:rPr>
-          <w:rFonts w:hint="eastAsia" w:ascii="Times New Roman" w:hAnsi="Times New Roman" w:eastAsia="FangSong" w:cs="Times New Roman"/>
-        </w:rPr>
-        <w:t>估算吸热反应</w:t>
-      </w:r>
-      <w:r>
-        <w:rPr>
-          <w:rFonts w:ascii="Times New Roman" w:hAnsi="Times New Roman" w:eastAsia="Times New Roman" w:cs="Times New Roman"/>
-        </w:rPr>
-        <w:t xml:space="preserve"> </w:t>
-      </w:r>
-      <m:oMath>
-        <m:oMathPr>
-          <m:ctrlPr>
-            <w:rPr>
-              <w:sz w:val="28"/>
-              <w:szCs w:val="28"/>
-            </w:rPr>
-          </m:ctrlPr>
-        </m:oMathPr>
-        <m:sSub>
-          <m:e>
-            <m:r>
-              <m:rPr>
-                <m:sty m:val="p"/>
-              </m:rPr>
-              <m:t>N</m:t>
-            </m:r>
-          </m:e>
-          <m:sub>
-            <m:r>
-              <m:t>2</m:t>
-            </m:r>
-          </m:sub>
-        </m:sSub>
-        <m:r>
-          <m:rPr>
-            <m:sty m:val="p"/>
-          </m:rPr>
-          <m:t>(</m:t>
-        </m:r>
-        <m:r>
-          <m:rPr>
-            <m:sty m:val="p"/>
-          </m:rPr>
-          <m:t> </m:t>
-        </m:r>
-        <m:r>
-          <m:rPr>
-            <m:sty m:val="p"/>
-          </m:rPr>
-          <m:t>g</m:t>
-        </m:r>
-        <m:r>
-          <m:rPr>
-            <m:sty m:val="p"/>
-          </m:rPr>
-          <m:t>)</m:t>
-        </m:r>
-        <m:r>
-          <m:rPr>
-            <m:sty m:val="p"/>
-          </m:rPr>
-          <m:t>+</m:t>
-        </m:r>
-        <m:sSub>
-          <m:e>
-            <m:r>
-              <m:rPr>
-                <m:sty m:val="p"/>
-              </m:rPr>
-              <m:t>O</m:t>
-            </m:r>
-          </m:e>
-          <m:sub>
-            <m:r>
-              <m:t>2</m:t>
-            </m:r>
-          </m:sub>
-        </m:sSub>
-        <m:r>
-          <m:rPr>
-            <m:sty m:val="p"/>
-          </m:rPr>
-          <m:t>(</m:t>
-        </m:r>
-        <m:r>
-          <m:rPr>
-            <m:sty m:val="p"/>
-          </m:rPr>
-          <m:t> </m:t>
-        </m:r>
-        <m:r>
-          <m:rPr>
-            <m:sty m:val="p"/>
-          </m:rPr>
-          <m:t>g</m:t>
-        </m:r>
-        <m:r>
-          <m:rPr>
-            <m:sty m:val="p"/>
-          </m:rPr>
-          <m:t>)</m:t>
-        </m:r>
-        <m:r>
-          <m:rPr>
-            <m:sty m:val="p"/>
-          </m:rPr>
-          <m:t>→</m:t>
-        </m:r>
-        <m:r>
-          <m:t>2</m:t>
-        </m:r>
-        <m:r>
-          <m:rPr>
-            <m:sty m:val="p"/>
-          </m:rPr>
-          <m:t>N</m:t>
-        </m:r>
-        <m:r>
-          <m:rPr>
-            <m:sty m:val="p"/>
-          </m:rPr>
-          <m:t>O</m:t>
-        </m:r>
-        <m:r>
-          <m:rPr>
-            <m:sty m:val="p"/>
-          </m:rPr>
-          <m:t>(</m:t>
-        </m:r>
-        <m:r>
-          <m:rPr>
-            <m:sty m:val="p"/>
-          </m:rPr>
-          <m:t>g</m:t>
-        </m:r>
-        <m:r>
-          <m:rPr>
-            <m:sty m:val="p"/>
-          </m:rPr>
-          <m:t>)</m:t>
-        </m:r>
-      </m:oMath>
-      <w:r>
-        <w:rPr>
-          <w:rFonts w:ascii="Times New Roman" w:hAnsi="Times New Roman" w:eastAsia="Times New Roman" w:cs="Times New Roman"/>
-        </w:rPr>
-        <w:t xml:space="preserve"> </w:t>
-      </w:r>
-      <w:r>
-        <w:rPr>
-          <w:rFonts w:hint="eastAsia" w:ascii="Times New Roman" w:hAnsi="Times New Roman" w:eastAsia="FangSong" w:cs="Times New Roman"/>
-        </w:rPr>
-        <w:t xml:space="preserve">的焓变</w:t>
-      </w:r>
-      <w:r>
-        <w:rPr>
-          <w:rFonts w:ascii="Times New Roman" w:hAnsi="Times New Roman" w:eastAsia="Times New Roman" w:cs="Times New Roman"/>
-        </w:rPr>
-        <w:t xml:space="preserve"> </w:t>
-      </w:r>
-      <m:oMath>
-        <m:r>
-          <m:rPr>
-            <m:sty m:val="p"/>
-          </m:rPr>
-          <m:t>Δ</m:t>
-        </m:r>
-        <m:r>
-          <m:t>H</m:t>
-        </m:r>
-      </m:oMath>
-      <w:r>
-        <w:rPr>
-          <w:rFonts w:ascii="Times New Roman" w:hAnsi="Times New Roman" w:eastAsia="Times New Roman" w:cs="Times New Roman"/>
-        </w:rPr>
-        <w:t xml:space="preserve"> </w:t>
-      </w:r>
-      <w:r>
-        <w:rPr>
-          <w:rFonts w:ascii="Times New Roman" w:hAnsi="Times New Roman" w:eastAsia="Times New Roman" w:cs="Times New Roman"/>
-        </w:rPr>
-        <w:t xml:space="preserve">。</w:t>
-      </w:r>
-    </w:p>
-    <w:p>
-      <w:pPr>
-        <w:pStyle w:val="BodyText"/>
-      </w:pPr>
-      <w:r>
-        <w:rPr>
-          <w:rFonts w:hint="eastAsia" w:ascii="Times New Roman" w:hAnsi="Times New Roman" w:eastAsia="FangSong" w:cs="Times New Roman"/>
-          <w:b/>
-          <w:bCs/>
-        </w:rPr>
-        <w:t xml:space="preserve">来源</w:t>
-      </w:r>
-      <w:r>
-        <w:rPr>
-          <w:rFonts w:hint="eastAsia" w:ascii="Times New Roman" w:hAnsi="Times New Roman" w:eastAsia="Times New Roman" w:cs="Times New Roman"/>
-        </w:rPr>
-        <w:t>：</w:t>
-      </w:r>
-      <w:r>
-        <w:rPr>
-          <w:rFonts w:hint="eastAsia" w:ascii="Times New Roman" w:hAnsi="Times New Roman" w:eastAsia="FangSong" w:cs="Times New Roman"/>
-        </w:rPr>
-        <w:t>化学竞赛初赛讲义</w:t>
-      </w:r>
-      <w:r>
-        <w:rPr>
-          <w:rFonts w:ascii="Times New Roman" w:hAnsi="Times New Roman" w:eastAsia="Times New Roman" w:cs="Times New Roman"/>
-        </w:rPr>
-        <w:t xml:space="preserve"> </w:t>
-      </w:r>
-      <w:r>
-        <w:rPr>
-          <w:rFonts w:hint="eastAsia" w:ascii="Times New Roman" w:hAnsi="Times New Roman" w:eastAsia="FangSong" w:cs="Times New Roman"/>
-        </w:rPr>
-        <w:t>第</w:t>
-      </w:r>
-      <w:r>
-        <w:rPr>
-          <w:rFonts w:hint="eastAsia" w:ascii="Times New Roman" w:hAnsi="Times New Roman" w:eastAsia="Times New Roman" w:cs="Times New Roman"/>
-        </w:rPr>
-        <w:t>2</w:t>
-      </w:r>
-      <w:r>
-        <w:rPr>
-          <w:rFonts w:hint="eastAsia" w:ascii="Times New Roman" w:hAnsi="Times New Roman" w:eastAsia="FangSong" w:cs="Times New Roman"/>
-        </w:rPr>
-        <w:t>讲</w:t>
-      </w:r>
-      <w:r>
-        <w:rPr>
-          <w:rFonts w:ascii="Times New Roman" w:hAnsi="Times New Roman" w:eastAsia="Times New Roman" w:cs="Times New Roman"/>
-        </w:rPr>
-        <w:t xml:space="preserve"> §2.15 </w:t>
-      </w:r>
-      <w:r>
-        <w:rPr>
-          <w:rFonts w:hint="eastAsia" w:ascii="Times New Roman" w:hAnsi="Times New Roman" w:eastAsia="FangSong" w:cs="Times New Roman"/>
-        </w:rPr>
-        <w:t xml:space="preserve">习题</w:t>
-      </w:r>
-    </w:p>
-    <w:p>
-      <w:pPr>
-        <w:spacing w:before="160" w:after="80"/>
-      </w:pPr>
-      <w:r>
-        <w:pict>
-          <v:rect style="width:0;height:1.5pt" o:hralign="center" o:hrstd="t" o:hr="t"/>
-        </w:pict>
-      </w:r>
-    </w:p>
-    <w:bookmarkEnd w:id="19"/>
-    <w:bookmarkStart w:id="20" w:name="第12题"/>
-    <w:p>
-      <w:pPr>
-        <w:pStyle w:val="Heading3"/>
-        <w:spacing w:before="280" w:after="120"/>
-      </w:pPr>
-      <w:r>
-        <w:rPr>
-          <w:rFonts w:hint="eastAsia" w:ascii="Times New Roman" w:hAnsi="Times New Roman" w:eastAsia="SimHei" w:cs="Times New Roman"/>
-        </w:rPr>
-        <w:t>第</w:t>
-      </w:r>
-      <w:r>
-        <w:rPr>
-          <w:rFonts w:hint="eastAsia" w:ascii="Times New Roman" w:hAnsi="Times New Roman" w:eastAsia="Times New Roman" w:cs="Times New Roman"/>
-        </w:rPr>
-        <w:t>12</w:t>
+        <w:t>10</w:t>
       </w:r>
       <w:r>
         <w:rPr>
@@ -5853,8 +4720,8 @@
         </w:pict>
       </w:r>
     </w:p>
-    <w:bookmarkEnd w:id="20"/>
-    <w:bookmarkStart w:id="21" w:name="第13题"/>
+    <w:bookmarkEnd w:id="18"/>
+    <w:bookmarkStart w:id="19" w:name="第11题"/>
     <w:p>
       <w:pPr>
         <w:pStyle w:val="Heading3"/>
@@ -5870,7 +4737,7 @@
         <w:rPr>
           <w:rFonts w:hint="eastAsia" w:ascii="Times New Roman" w:hAnsi="Times New Roman" w:eastAsia="Times New Roman" w:cs="Times New Roman"/>
         </w:rPr>
-        <w:t>13</w:t>
+        <w:t>11</w:t>
       </w:r>
       <w:r>
         <w:rPr>
@@ -6215,8 +5082,8 @@
         </w:pict>
       </w:r>
     </w:p>
-    <w:bookmarkEnd w:id="21"/>
-    <w:bookmarkStart w:id="22" w:name="第14题"/>
+    <w:bookmarkEnd w:id="19"/>
+    <w:bookmarkStart w:id="20" w:name="第12题"/>
     <w:p>
       <w:pPr>
         <w:pStyle w:val="Heading3"/>
@@ -6232,7 +5099,7 @@
         <w:rPr>
           <w:rFonts w:hint="eastAsia" w:ascii="Times New Roman" w:hAnsi="Times New Roman" w:eastAsia="Times New Roman" w:cs="Times New Roman"/>
         </w:rPr>
-        <w:t>14</w:t>
+        <w:t>12</w:t>
       </w:r>
       <w:r>
         <w:rPr>
@@ -7728,8 +6595,8 @@
         </w:pict>
       </w:r>
     </w:p>
-    <w:bookmarkEnd w:id="22"/>
-    <w:bookmarkStart w:id="23" w:name="第15题"/>
+    <w:bookmarkEnd w:id="20"/>
+    <w:bookmarkStart w:id="21" w:name="第13题"/>
     <w:p>
       <w:pPr>
         <w:pStyle w:val="Heading3"/>
@@ -7745,7 +6612,7 @@
         <w:rPr>
           <w:rFonts w:hint="eastAsia" w:ascii="Times New Roman" w:hAnsi="Times New Roman" w:eastAsia="Times New Roman" w:cs="Times New Roman"/>
         </w:rPr>
-        <w:t>15</w:t>
+        <w:t>13</w:t>
       </w:r>
       <w:r>
         <w:rPr>
@@ -7958,8 +6825,8 @@
         </w:pict>
       </w:r>
     </w:p>
-    <w:bookmarkEnd w:id="23"/>
-    <w:bookmarkStart w:id="24" w:name="第16题"/>
+    <w:bookmarkEnd w:id="21"/>
+    <w:bookmarkStart w:id="22" w:name="第14题"/>
     <w:p>
       <w:pPr>
         <w:pStyle w:val="Heading3"/>
@@ -7975,7 +6842,7 @@
         <w:rPr>
           <w:rFonts w:hint="eastAsia" w:ascii="Times New Roman" w:hAnsi="Times New Roman" w:eastAsia="Times New Roman" w:cs="Times New Roman"/>
         </w:rPr>
-        <w:t>16</w:t>
+        <w:t>14</w:t>
       </w:r>
       <w:r>
         <w:rPr>
@@ -9117,6 +7984,380 @@
         </w:pict>
       </w:r>
     </w:p>
+    <w:bookmarkEnd w:id="22"/>
+    <w:bookmarkStart w:id="23" w:name="第15题"/>
+    <w:p>
+      <w:pPr>
+        <w:pStyle w:val="Heading3"/>
+        <w:spacing w:before="280" w:after="120"/>
+      </w:pPr>
+      <w:r>
+        <w:rPr>
+          <w:rFonts w:hint="eastAsia" w:ascii="Times New Roman" w:hAnsi="Times New Roman" w:eastAsia="SimHei" w:cs="Times New Roman"/>
+        </w:rPr>
+        <w:t>第</w:t>
+      </w:r>
+      <w:r>
+        <w:rPr>
+          <w:rFonts w:hint="eastAsia" w:ascii="Times New Roman" w:hAnsi="Times New Roman" w:eastAsia="Times New Roman" w:cs="Times New Roman"/>
+        </w:rPr>
+        <w:t>15</w:t>
+      </w:r>
+      <w:r>
+        <w:rPr>
+          <w:rFonts w:hint="eastAsia" w:ascii="Times New Roman" w:hAnsi="Times New Roman" w:eastAsia="SimHei" w:cs="Times New Roman"/>
+        </w:rPr>
+        <w:t>题</w:t>
+      </w:r>
+    </w:p>
+    <w:p>
+      <w:pPr>
+        <w:pStyle w:val="FirstParagraph"/>
+      </w:pPr>
+      <w:r>
+        <w:rPr>
+          <w:rFonts w:hint="eastAsia" w:ascii="Times New Roman" w:hAnsi="Times New Roman" w:eastAsia="FangSong" w:cs="Times New Roman"/>
+        </w:rPr>
+        <w:t>在第一过渡系元素的电子结构中</w:t>
+      </w:r>
+      <w:r>
+        <w:rPr>
+          <w:rFonts w:hint="eastAsia" w:ascii="Times New Roman" w:hAnsi="Times New Roman" w:eastAsia="Times New Roman" w:cs="Times New Roman"/>
+        </w:rPr>
+        <w:t>，</w:t>
+      </w:r>
+      <w:r>
+        <w:rPr>
+          <w:rFonts w:hint="eastAsia" w:ascii="Times New Roman" w:hAnsi="Times New Roman" w:eastAsia="FangSong" w:cs="Times New Roman"/>
+        </w:rPr>
+        <w:t>经验表明</w:t>
+      </w:r>
+      <w:r>
+        <w:rPr>
+          <w:rFonts w:hint="eastAsia" w:ascii="Times New Roman" w:hAnsi="Times New Roman" w:eastAsia="Times New Roman" w:cs="Times New Roman"/>
+        </w:rPr>
+        <w:t>，</w:t>
+      </w:r>
+      <w:r>
+        <w:rPr>
+          <w:rFonts w:hint="eastAsia" w:ascii="Times New Roman" w:hAnsi="Times New Roman" w:eastAsia="FangSong" w:cs="Times New Roman"/>
+        </w:rPr>
+        <w:t>电子总是先填</w:t>
+      </w:r>
+      <w:r>
+        <w:rPr>
+          <w:rFonts w:ascii="Times New Roman" w:hAnsi="Times New Roman" w:eastAsia="Times New Roman" w:cs="Times New Roman"/>
+        </w:rPr>
+        <w:t xml:space="preserve"> 4s </w:t>
+      </w:r>
+      <w:r>
+        <w:rPr>
+          <w:rFonts w:hint="eastAsia" w:ascii="Times New Roman" w:hAnsi="Times New Roman" w:eastAsia="FangSong" w:cs="Times New Roman"/>
+        </w:rPr>
+        <w:t xml:space="preserve">轨道却又是</w:t>
+      </w:r>
+      <w:r>
+        <w:rPr>
+          <w:rFonts w:ascii="Times New Roman" w:hAnsi="Times New Roman" w:eastAsia="Times New Roman" w:cs="Times New Roman"/>
+        </w:rPr>
+        <w:t xml:space="preserve"> 4s </w:t>
+      </w:r>
+      <w:r>
+        <w:rPr>
+          <w:rFonts w:hint="eastAsia" w:ascii="Times New Roman" w:hAnsi="Times New Roman" w:eastAsia="FangSong" w:cs="Times New Roman"/>
+        </w:rPr>
+        <w:t>轨道上的电子优先电离</w:t>
+      </w:r>
+      <w:r>
+        <w:rPr>
+          <w:rFonts w:hint="eastAsia" w:ascii="Times New Roman" w:hAnsi="Times New Roman" w:eastAsia="Times New Roman" w:cs="Times New Roman"/>
+        </w:rPr>
+        <w:t>。</w:t>
+      </w:r>
+      <w:r>
+        <w:rPr>
+          <w:rFonts w:hint="eastAsia" w:ascii="Times New Roman" w:hAnsi="Times New Roman" w:eastAsia="FangSong" w:cs="Times New Roman"/>
+        </w:rPr>
+        <w:t>定性解释原因</w:t>
+      </w:r>
+      <w:r>
+        <w:rPr>
+          <w:rFonts w:hint="eastAsia" w:ascii="Times New Roman" w:hAnsi="Times New Roman" w:eastAsia="Times New Roman" w:cs="Times New Roman"/>
+        </w:rPr>
+        <w:t>。</w:t>
+      </w:r>
+    </w:p>
+    <w:p>
+      <w:pPr>
+        <w:spacing w:before="160" w:after="80"/>
+      </w:pPr>
+      <w:r>
+        <w:pict>
+          <v:rect style="width:0;height:1.5pt" o:hralign="center" o:hrstd="t" o:hr="t"/>
+        </w:pict>
+      </w:r>
+    </w:p>
+    <w:bookmarkEnd w:id="23"/>
+    <w:bookmarkStart w:id="24" w:name="第16题"/>
+    <w:p>
+      <w:pPr>
+        <w:pStyle w:val="Heading3"/>
+        <w:spacing w:before="280" w:after="120"/>
+      </w:pPr>
+      <w:r>
+        <w:rPr>
+          <w:rFonts w:hint="eastAsia" w:ascii="Times New Roman" w:hAnsi="Times New Roman" w:eastAsia="SimHei" w:cs="Times New Roman"/>
+        </w:rPr>
+        <w:t>第</w:t>
+      </w:r>
+      <w:r>
+        <w:rPr>
+          <w:rFonts w:hint="eastAsia" w:ascii="Times New Roman" w:hAnsi="Times New Roman" w:eastAsia="Times New Roman" w:cs="Times New Roman"/>
+        </w:rPr>
+        <w:t>16</w:t>
+      </w:r>
+      <w:r>
+        <w:rPr>
+          <w:rFonts w:hint="eastAsia" w:ascii="Times New Roman" w:hAnsi="Times New Roman" w:eastAsia="SimHei" w:cs="Times New Roman"/>
+        </w:rPr>
+        <w:t>题</w:t>
+      </w:r>
+    </w:p>
+    <w:p>
+      <w:pPr>
+        <w:pStyle w:val="FirstParagraph"/>
+      </w:pPr>
+      <w:r>
+        <w:rPr>
+          <w:rFonts w:hint="eastAsia" w:ascii="Times New Roman" w:hAnsi="Times New Roman" w:eastAsia="FangSong" w:cs="Times New Roman"/>
+        </w:rPr>
+        <w:t xml:space="preserve">若磁量子数</w:t>
+      </w:r>
+      <w:r>
+        <w:rPr>
+          <w:rFonts w:ascii="Times New Roman" w:hAnsi="Times New Roman" w:eastAsia="Times New Roman" w:cs="Times New Roman"/>
+        </w:rPr>
+        <w:t xml:space="preserve"> m </w:t>
+      </w:r>
+      <w:r>
+        <w:rPr>
+          <w:rFonts w:hint="eastAsia" w:ascii="Times New Roman" w:hAnsi="Times New Roman" w:eastAsia="FangSong" w:cs="Times New Roman"/>
+        </w:rPr>
+        <w:t>的取值有所变化</w:t>
+      </w:r>
+      <w:r>
+        <w:rPr>
+          <w:rFonts w:hint="eastAsia" w:ascii="Times New Roman" w:hAnsi="Times New Roman" w:eastAsia="Times New Roman" w:cs="Times New Roman"/>
+        </w:rPr>
+        <w:t>，</w:t>
+      </w:r>
+      <w:r>
+        <w:rPr>
+          <w:rFonts w:hint="eastAsia" w:ascii="Times New Roman" w:hAnsi="Times New Roman" w:eastAsia="FangSong" w:cs="Times New Roman"/>
+        </w:rPr>
+        <w:t>即</w:t>
+      </w:r>
+      <w:r>
+        <w:rPr>
+          <w:rFonts w:ascii="Times New Roman" w:hAnsi="Times New Roman" w:eastAsia="Times New Roman" w:cs="Times New Roman"/>
+        </w:rPr>
+        <w:t xml:space="preserve"> m </w:t>
+      </w:r>
+      <w:r>
+        <w:rPr>
+          <w:rFonts w:hint="eastAsia" w:ascii="Times New Roman" w:hAnsi="Times New Roman" w:eastAsia="FangSong" w:cs="Times New Roman"/>
+        </w:rPr>
+        <w:t xml:space="preserve">可取</w:t>
+      </w:r>
+      <w:r>
+        <w:rPr>
+          <w:rFonts w:ascii="Times New Roman" w:hAnsi="Times New Roman" w:eastAsia="Times New Roman" w:cs="Times New Roman"/>
+        </w:rPr>
+        <w:t xml:space="preserve"> 0, 1, 2, …, l </w:t>
+      </w:r>
+      <w:r>
+        <w:rPr>
+          <w:rFonts w:hint="eastAsia" w:ascii="Times New Roman" w:hAnsi="Times New Roman" w:eastAsia="FangSong" w:cs="Times New Roman"/>
+        </w:rPr>
+        <w:t xml:space="preserve">共</w:t>
+      </w:r>
+      <w:r>
+        <w:rPr>
+          <w:rFonts w:ascii="Times New Roman" w:hAnsi="Times New Roman" w:eastAsia="Times New Roman" w:cs="Times New Roman"/>
+        </w:rPr>
+        <w:t xml:space="preserve"> </w:t>
+      </w:r>
+      <m:oMath>
+        <m:r>
+          <m:t>l</m:t>
+        </m:r>
+        <m:r>
+          <m:rPr>
+            <m:sty m:val="p"/>
+          </m:rPr>
+          <m:t>+</m:t>
+        </m:r>
+        <m:r>
+          <m:t>1</m:t>
+        </m:r>
+      </m:oMath>
+      <w:r>
+        <w:rPr>
+          <w:rFonts w:ascii="Times New Roman" w:hAnsi="Times New Roman" w:eastAsia="Times New Roman" w:cs="Times New Roman"/>
+        </w:rPr>
+        <w:t xml:space="preserve"> </w:t>
+      </w:r>
+      <w:r>
+        <w:rPr>
+          <w:rFonts w:hint="eastAsia" w:ascii="Times New Roman" w:hAnsi="Times New Roman" w:eastAsia="FangSong" w:cs="Times New Roman"/>
+        </w:rPr>
+        <w:t>个值</w:t>
+      </w:r>
+      <w:r>
+        <w:rPr>
+          <w:rFonts w:hint="eastAsia" w:ascii="Times New Roman" w:hAnsi="Times New Roman" w:eastAsia="Times New Roman" w:cs="Times New Roman"/>
+        </w:rPr>
+        <w:t>，</w:t>
+      </w:r>
+      <w:r>
+        <w:rPr>
+          <w:rFonts w:hint="eastAsia" w:ascii="Times New Roman" w:hAnsi="Times New Roman" w:eastAsia="FangSong" w:cs="Times New Roman"/>
+        </w:rPr>
+        <w:t>其余不变</w:t>
+      </w:r>
+      <w:r>
+        <w:rPr>
+          <w:rFonts w:hint="eastAsia" w:ascii="Times New Roman" w:hAnsi="Times New Roman" w:eastAsia="Times New Roman" w:cs="Times New Roman"/>
+        </w:rPr>
+        <w:t>，</w:t>
+      </w:r>
+      <w:r>
+        <w:rPr>
+          <w:rFonts w:hint="eastAsia" w:ascii="Times New Roman" w:hAnsi="Times New Roman" w:eastAsia="FangSong" w:cs="Times New Roman"/>
+        </w:rPr>
+        <w:t>则</w:t>
+      </w:r>
+      <w:r>
+        <w:rPr>
+          <w:rFonts w:hint="eastAsia" w:ascii="Times New Roman" w:hAnsi="Times New Roman" w:eastAsia="Times New Roman" w:cs="Times New Roman"/>
+        </w:rPr>
+        <w:t>：</w:t>
+      </w:r>
+    </w:p>
+    <w:p>
+      <w:pPr>
+        <w:pStyle w:val="BodyText"/>
+      </w:pPr>
+      <w:r>
+        <w:rPr>
+          <w:rFonts w:ascii="Times New Roman" w:hAnsi="Times New Roman" w:eastAsia="Times New Roman" w:cs="Times New Roman"/>
+        </w:rPr>
+        <w:t xml:space="preserve">1-1 </w:t>
+      </w:r>
+      <w:r>
+        <w:rPr>
+          <w:rFonts w:hint="eastAsia" w:ascii="Times New Roman" w:hAnsi="Times New Roman" w:eastAsia="FangSong" w:cs="Times New Roman"/>
+        </w:rPr>
+        <w:t>前四周期各有几种元素</w:t>
+      </w:r>
+      <w:r>
+        <w:rPr>
+          <w:rFonts w:hint="eastAsia" w:ascii="Times New Roman" w:hAnsi="Times New Roman" w:eastAsia="Times New Roman" w:cs="Times New Roman"/>
+        </w:rPr>
+        <w:t>。</w:t>
+      </w:r>
+    </w:p>
+    <w:p>
+      <w:pPr>
+        <w:pStyle w:val="BodyText"/>
+      </w:pPr>
+      <w:r>
+        <w:rPr>
+          <w:rFonts w:ascii="Times New Roman" w:hAnsi="Times New Roman" w:eastAsia="Times New Roman" w:cs="Times New Roman"/>
+        </w:rPr>
+        <w:t xml:space="preserve">1-2 </w:t>
+      </w:r>
+      <w:r>
+        <w:rPr>
+          <w:rFonts w:hint="eastAsia" w:ascii="Times New Roman" w:hAnsi="Times New Roman" w:eastAsia="FangSong" w:cs="Times New Roman"/>
+        </w:rPr>
+        <w:t xml:space="preserve">前</w:t>
+      </w:r>
+      <w:r>
+        <w:rPr>
+          <w:rFonts w:ascii="Times New Roman" w:hAnsi="Times New Roman" w:eastAsia="Times New Roman" w:cs="Times New Roman"/>
+        </w:rPr>
+        <w:t xml:space="preserve"> 20 </w:t>
+      </w:r>
+      <w:r>
+        <w:rPr>
+          <w:rFonts w:hint="eastAsia" w:ascii="Times New Roman" w:hAnsi="Times New Roman" w:eastAsia="FangSong" w:cs="Times New Roman"/>
+        </w:rPr>
+        <w:t>号元素中最活泼的碱金属元素的序数</w:t>
+      </w:r>
+      <w:r>
+        <w:rPr>
+          <w:rFonts w:hint="eastAsia" w:ascii="Times New Roman" w:hAnsi="Times New Roman" w:eastAsia="Times New Roman" w:cs="Times New Roman"/>
+        </w:rPr>
+        <w:t>。</w:t>
+      </w:r>
+    </w:p>
+    <w:p>
+      <w:pPr>
+        <w:pStyle w:val="BodyText"/>
+      </w:pPr>
+      <w:r>
+        <w:rPr>
+          <w:rFonts w:ascii="Times New Roman" w:hAnsi="Times New Roman" w:eastAsia="Times New Roman" w:cs="Times New Roman"/>
+        </w:rPr>
+        <w:t xml:space="preserve">1-3 </w:t>
+      </w:r>
+      <w:r>
+        <w:rPr>
+          <w:rFonts w:hint="eastAsia" w:ascii="Times New Roman" w:hAnsi="Times New Roman" w:eastAsia="FangSong" w:cs="Times New Roman"/>
+        </w:rPr>
+        <w:t>第二个过渡元素的核外电子排布式</w:t>
+      </w:r>
+      <w:r>
+        <w:rPr>
+          <w:rFonts w:hint="eastAsia" w:ascii="Times New Roman" w:hAnsi="Times New Roman" w:eastAsia="Times New Roman" w:cs="Times New Roman"/>
+        </w:rPr>
+        <w:t>。</w:t>
+      </w:r>
+    </w:p>
+    <w:p>
+      <w:pPr>
+        <w:pStyle w:val="BodyText"/>
+      </w:pPr>
+      <w:r>
+        <w:rPr>
+          <w:rFonts w:ascii="Times New Roman" w:hAnsi="Times New Roman" w:eastAsia="Times New Roman" w:cs="Times New Roman"/>
+        </w:rPr>
+        <w:t xml:space="preserve">1-4 </w:t>
+      </w:r>
+      <w:r>
+        <w:rPr>
+          <w:rFonts w:hint="eastAsia" w:ascii="Times New Roman" w:hAnsi="Times New Roman" w:eastAsia="FangSong" w:cs="Times New Roman"/>
+        </w:rPr>
+        <w:t>写出有机化学中最简单的怪的化学式及短的通式</w:t>
+      </w:r>
+      <w:r>
+        <w:rPr>
+          <w:rFonts w:hint="eastAsia" w:ascii="Times New Roman" w:hAnsi="Times New Roman" w:eastAsia="Times New Roman" w:cs="Times New Roman"/>
+        </w:rPr>
+        <w:t>。</w:t>
+      </w:r>
+    </w:p>
+    <w:p>
+      <w:pPr>
+        <w:spacing w:before="160" w:after="80"/>
+      </w:pPr>
+      <w:r>
+        <w:pict>
+          <v:rect style="width:0;height:1.5pt" o:hralign="center" o:hrstd="t" o:hr="t"/>
+        </w:pict>
+      </w:r>
+    </w:p>
     <w:bookmarkEnd w:id="24"/>
     <w:bookmarkStart w:id="25" w:name="第17题"/>
     <w:p>
@@ -9151,73 +8392,143 @@
         <w:rPr>
           <w:rFonts w:hint="eastAsia" w:ascii="Times New Roman" w:hAnsi="Times New Roman" w:eastAsia="FangSong" w:cs="Times New Roman"/>
         </w:rPr>
-        <w:t>在第一过渡系元素的电子结构中</w:t>
-      </w:r>
-      <w:r>
-        <w:rPr>
-          <w:rFonts w:hint="eastAsia" w:ascii="Times New Roman" w:hAnsi="Times New Roman" w:eastAsia="Times New Roman" w:cs="Times New Roman"/>
-        </w:rPr>
-        <w:t>，</w:t>
-      </w:r>
-      <w:r>
-        <w:rPr>
-          <w:rFonts w:hint="eastAsia" w:ascii="Times New Roman" w:hAnsi="Times New Roman" w:eastAsia="FangSong" w:cs="Times New Roman"/>
-        </w:rPr>
-        <w:t>经验表明</w:t>
-      </w:r>
-      <w:r>
-        <w:rPr>
-          <w:rFonts w:hint="eastAsia" w:ascii="Times New Roman" w:hAnsi="Times New Roman" w:eastAsia="Times New Roman" w:cs="Times New Roman"/>
-        </w:rPr>
-        <w:t>，</w:t>
-      </w:r>
-      <w:r>
-        <w:rPr>
-          <w:rFonts w:hint="eastAsia" w:ascii="Times New Roman" w:hAnsi="Times New Roman" w:eastAsia="FangSong" w:cs="Times New Roman"/>
-        </w:rPr>
-        <w:t>电子总是先填</w:t>
-      </w:r>
-      <w:r>
-        <w:rPr>
-          <w:rFonts w:ascii="Times New Roman" w:hAnsi="Times New Roman" w:eastAsia="Times New Roman" w:cs="Times New Roman"/>
-        </w:rPr>
-        <w:t xml:space="preserve"> 4s </w:t>
-      </w:r>
-      <w:r>
-        <w:rPr>
-          <w:rFonts w:hint="eastAsia" w:ascii="Times New Roman" w:hAnsi="Times New Roman" w:eastAsia="FangSong" w:cs="Times New Roman"/>
-        </w:rPr>
-        <w:t xml:space="preserve">轨道却又是</w:t>
-      </w:r>
-      <w:r>
-        <w:rPr>
-          <w:rFonts w:ascii="Times New Roman" w:hAnsi="Times New Roman" w:eastAsia="Times New Roman" w:cs="Times New Roman"/>
-        </w:rPr>
-        <w:t xml:space="preserve"> 4s </w:t>
-      </w:r>
-      <w:r>
-        <w:rPr>
-          <w:rFonts w:hint="eastAsia" w:ascii="Times New Roman" w:hAnsi="Times New Roman" w:eastAsia="FangSong" w:cs="Times New Roman"/>
-        </w:rPr>
-        <w:t>轨道上的电子优先电离</w:t>
-      </w:r>
-      <w:r>
-        <w:rPr>
-          <w:rFonts w:hint="eastAsia" w:ascii="Times New Roman" w:hAnsi="Times New Roman" w:eastAsia="Times New Roman" w:cs="Times New Roman"/>
-        </w:rPr>
-        <w:t>。</w:t>
-      </w:r>
-      <w:r>
-        <w:rPr>
-          <w:rFonts w:hint="eastAsia" w:ascii="Times New Roman" w:hAnsi="Times New Roman" w:eastAsia="FangSong" w:cs="Times New Roman"/>
-        </w:rPr>
-        <w:t>定性解释原因</w:t>
-      </w:r>
-      <w:r>
-        <w:rPr>
-          <w:rFonts w:hint="eastAsia" w:ascii="Times New Roman" w:hAnsi="Times New Roman" w:eastAsia="Times New Roman" w:cs="Times New Roman"/>
-        </w:rPr>
-        <w:t>。</w:t>
+        <w:t>氢原子的稳态能量由下式给出</w:t>
+      </w:r>
+      <w:r>
+        <w:rPr>
+          <w:rFonts w:hint="eastAsia" w:ascii="Times New Roman" w:hAnsi="Times New Roman" w:eastAsia="Times New Roman" w:cs="Times New Roman"/>
+        </w:rPr>
+        <w:t>：</w:t>
+      </w:r>
+      <w:r>
+        <w:rPr>
+          <w:rFonts w:ascii="Times New Roman" w:hAnsi="Times New Roman" w:eastAsia="Times New Roman" w:cs="Times New Roman"/>
+        </w:rPr>
+        <w:t xml:space="preserve"> </w:t>
+      </w:r>
+      <m:oMath>
+        <m:oMathPr>
+          <m:ctrlPr>
+            <w:rPr>
+              <w:sz w:val="28"/>
+              <w:szCs w:val="28"/>
+            </w:rPr>
+          </m:ctrlPr>
+        </m:oMathPr>
+        <m:sSub>
+          <m:e>
+            <m:r>
+              <m:t>E</m:t>
+            </m:r>
+          </m:e>
+          <m:sub>
+            <m:r>
+              <m:t>n</m:t>
+            </m:r>
+          </m:sub>
+        </m:sSub>
+        <m:r>
+          <m:rPr>
+            <m:sty m:val="p"/>
+          </m:rPr>
+          <m:t>=</m:t>
+        </m:r>
+        <m:r>
+          <m:rPr>
+            <m:sty m:val="p"/>
+          </m:rPr>
+          <m:t>−</m:t>
+        </m:r>
+        <m:r>
+          <m:t>2.18</m:t>
+        </m:r>
+        <m:r>
+          <m:rPr>
+            <m:sty m:val="p"/>
+          </m:rPr>
+          <m:t>×</m:t>
+        </m:r>
+        <m:sSup>
+          <m:e>
+            <m:r>
+              <m:t>10</m:t>
+            </m:r>
+          </m:e>
+          <m:sup>
+            <m:r>
+              <m:rPr>
+                <m:sty m:val="p"/>
+              </m:rPr>
+              <m:t>−</m:t>
+            </m:r>
+            <m:r>
+              <m:t>18</m:t>
+            </m:r>
+          </m:sup>
+        </m:sSup>
+        <m:f>
+          <m:fPr>
+            <m:type m:val="bar"/>
+          </m:fPr>
+          <m:num>
+            <m:r>
+              <m:t>1</m:t>
+            </m:r>
+          </m:num>
+          <m:den>
+            <m:sSup>
+              <m:e>
+                <m:r>
+                  <m:t>n</m:t>
+                </m:r>
+              </m:e>
+              <m:sup>
+                <m:r>
+                  <m:t>2</m:t>
+                </m:r>
+              </m:sup>
+            </m:sSup>
+          </m:den>
+        </m:f>
+        <m:r>
+          <m:rPr>
+            <m:sty m:val="p"/>
+          </m:rPr>
+          <m:t>(</m:t>
+        </m:r>
+        <m:r>
+          <m:t>J</m:t>
+        </m:r>
+        <m:r>
+          <m:rPr>
+            <m:sty m:val="p"/>
+          </m:rPr>
+          <m:t>)</m:t>
+        </m:r>
+      </m:oMath>
+      <w:r>
+        <w:rPr>
+          <w:rFonts w:ascii="Times New Roman" w:hAnsi="Times New Roman" w:eastAsia="Times New Roman" w:cs="Times New Roman"/>
+        </w:rPr>
+        <w:t xml:space="preserve"> </w:t>
+      </w:r>
+      <w:r>
+        <w:rPr>
+          <w:rFonts w:hint="eastAsia" w:ascii="Times New Roman" w:hAnsi="Times New Roman" w:eastAsia="Times New Roman" w:cs="Times New Roman"/>
+        </w:rPr>
+        <w:t>，n</w:t>
+      </w:r>
+      <w:r>
+        <w:rPr>
+          <w:rFonts w:hint="eastAsia" w:ascii="Times New Roman" w:hAnsi="Times New Roman" w:eastAsia="FangSong" w:cs="Times New Roman"/>
+        </w:rPr>
+        <w:t>为主量子数</w:t>
+      </w:r>
+      <w:r>
+        <w:rPr>
+          <w:rFonts w:hint="eastAsia" w:ascii="Times New Roman" w:hAnsi="Times New Roman" w:eastAsia="Times New Roman" w:cs="Times New Roman"/>
+        </w:rPr>
+        <w:t>：</w:t>
       </w:r>
     </w:p>
     <w:p>

--- a/00-首页/题组Word/第一轮·竞赛教材版/第一轮结构-1-原子结构-学生版.docx
+++ b/00-首页/题组Word/第一轮·竞赛教材版/第一轮结构-1-原子结构-学生版.docx
@@ -465,25 +465,7 @@
         <w:rPr>
           <w:rFonts w:hint="eastAsia" w:ascii="Times New Roman" w:hAnsi="Times New Roman" w:eastAsia="Times New Roman" w:cs="Times New Roman"/>
         </w:rPr>
-        <w:t>【</w:t>
-      </w:r>
-      <w:r>
-        <w:rPr>
-          <w:rFonts w:hint="eastAsia" w:ascii="Times New Roman" w:hAnsi="Times New Roman" w:eastAsia="FangSong" w:cs="Times New Roman"/>
-        </w:rPr>
-        <w:t>例</w:t>
-      </w:r>
-      <w:r>
-        <w:rPr>
-          <w:rFonts w:ascii="Times New Roman" w:hAnsi="Times New Roman" w:eastAsia="Times New Roman" w:cs="Times New Roman"/>
-        </w:rPr>
-        <w:t xml:space="preserve"> </w:t>
-      </w:r>
-      <w:r>
-        <w:rPr>
-          <w:rFonts w:hint="eastAsia" w:ascii="Times New Roman" w:hAnsi="Times New Roman" w:eastAsia="Times New Roman" w:cs="Times New Roman"/>
-        </w:rPr>
-        <w:t>1】（1）</w:t>
+        <w:t>（1）</w:t>
       </w:r>
       <w:r>
         <w:rPr>
@@ -2631,67 +2613,6 @@
           <w:rFonts w:hint="eastAsia" w:ascii="Times New Roman" w:hAnsi="Times New Roman" w:eastAsia="Times New Roman" w:cs="Times New Roman"/>
         </w:rPr>
         <w:t>。</w:t>
-      </w:r>
-    </w:p>
-    <w:p>
-      <w:pPr>
-        <w:pStyle w:val="BodyText"/>
-      </w:pPr>
-      <w:r>
-        <w:rPr>
-          <w:rFonts w:hint="eastAsia" w:ascii="Times New Roman" w:hAnsi="Times New Roman" w:eastAsia="FangSong" w:cs="Times New Roman"/>
-          <w:b/>
-          <w:bCs/>
-        </w:rPr>
-        <w:t xml:space="preserve">来源</w:t>
-      </w:r>
-      <w:r>
-        <w:rPr>
-          <w:rFonts w:hint="eastAsia" w:ascii="Times New Roman" w:hAnsi="Times New Roman" w:eastAsia="Times New Roman" w:cs="Times New Roman"/>
-        </w:rPr>
-        <w:t>：</w:t>
-      </w:r>
-      <w:r>
-        <w:rPr>
-          <w:rFonts w:hint="eastAsia" w:ascii="Times New Roman" w:hAnsi="Times New Roman" w:eastAsia="FangSong" w:cs="Times New Roman"/>
-        </w:rPr>
-        <w:t>化学竞赛初赛讲义</w:t>
-      </w:r>
-      <w:r>
-        <w:rPr>
-          <w:rFonts w:ascii="Times New Roman" w:hAnsi="Times New Roman" w:eastAsia="Times New Roman" w:cs="Times New Roman"/>
-        </w:rPr>
-        <w:t xml:space="preserve"> </w:t>
-      </w:r>
-      <w:r>
-        <w:rPr>
-          <w:rFonts w:hint="eastAsia" w:ascii="Times New Roman" w:hAnsi="Times New Roman" w:eastAsia="FangSong" w:cs="Times New Roman"/>
-        </w:rPr>
-        <w:t>第</w:t>
-      </w:r>
-      <w:r>
-        <w:rPr>
-          <w:rFonts w:hint="eastAsia" w:ascii="Times New Roman" w:hAnsi="Times New Roman" w:eastAsia="Times New Roman" w:cs="Times New Roman"/>
-        </w:rPr>
-        <w:t>2</w:t>
-      </w:r>
-      <w:r>
-        <w:rPr>
-          <w:rFonts w:hint="eastAsia" w:ascii="Times New Roman" w:hAnsi="Times New Roman" w:eastAsia="FangSong" w:cs="Times New Roman"/>
-        </w:rPr>
-        <w:t>讲</w:t>
-      </w:r>
-      <w:r>
-        <w:rPr>
-          <w:rFonts w:ascii="Times New Roman" w:hAnsi="Times New Roman" w:eastAsia="Times New Roman" w:cs="Times New Roman"/>
-        </w:rPr>
-        <w:t xml:space="preserve"> §2.9 </w:t>
-      </w:r>
-      <w:r>
-        <w:rPr>
-          <w:rFonts w:hint="eastAsia" w:ascii="Times New Roman" w:hAnsi="Times New Roman" w:eastAsia="FangSong" w:cs="Times New Roman"/>
-        </w:rPr>
-        <w:t xml:space="preserve">习题</w:t>
       </w:r>
     </w:p>
     <w:p>
@@ -3027,67 +2948,6 @@
     </w:p>
     <w:p>
       <w:pPr>
-        <w:pStyle w:val="BodyText"/>
-      </w:pPr>
-      <w:r>
-        <w:rPr>
-          <w:rFonts w:hint="eastAsia" w:ascii="Times New Roman" w:hAnsi="Times New Roman" w:eastAsia="FangSong" w:cs="Times New Roman"/>
-          <w:b/>
-          <w:bCs/>
-        </w:rPr>
-        <w:t xml:space="preserve">来源</w:t>
-      </w:r>
-      <w:r>
-        <w:rPr>
-          <w:rFonts w:hint="eastAsia" w:ascii="Times New Roman" w:hAnsi="Times New Roman" w:eastAsia="Times New Roman" w:cs="Times New Roman"/>
-        </w:rPr>
-        <w:t>：</w:t>
-      </w:r>
-      <w:r>
-        <w:rPr>
-          <w:rFonts w:hint="eastAsia" w:ascii="Times New Roman" w:hAnsi="Times New Roman" w:eastAsia="FangSong" w:cs="Times New Roman"/>
-        </w:rPr>
-        <w:t>化学竞赛初赛讲义</w:t>
-      </w:r>
-      <w:r>
-        <w:rPr>
-          <w:rFonts w:ascii="Times New Roman" w:hAnsi="Times New Roman" w:eastAsia="Times New Roman" w:cs="Times New Roman"/>
-        </w:rPr>
-        <w:t xml:space="preserve"> </w:t>
-      </w:r>
-      <w:r>
-        <w:rPr>
-          <w:rFonts w:hint="eastAsia" w:ascii="Times New Roman" w:hAnsi="Times New Roman" w:eastAsia="FangSong" w:cs="Times New Roman"/>
-        </w:rPr>
-        <w:t>第</w:t>
-      </w:r>
-      <w:r>
-        <w:rPr>
-          <w:rFonts w:hint="eastAsia" w:ascii="Times New Roman" w:hAnsi="Times New Roman" w:eastAsia="Times New Roman" w:cs="Times New Roman"/>
-        </w:rPr>
-        <w:t>2</w:t>
-      </w:r>
-      <w:r>
-        <w:rPr>
-          <w:rFonts w:hint="eastAsia" w:ascii="Times New Roman" w:hAnsi="Times New Roman" w:eastAsia="FangSong" w:cs="Times New Roman"/>
-        </w:rPr>
-        <w:t>讲</w:t>
-      </w:r>
-      <w:r>
-        <w:rPr>
-          <w:rFonts w:ascii="Times New Roman" w:hAnsi="Times New Roman" w:eastAsia="Times New Roman" w:cs="Times New Roman"/>
-        </w:rPr>
-        <w:t xml:space="preserve"> §2.10 </w:t>
-      </w:r>
-      <w:r>
-        <w:rPr>
-          <w:rFonts w:hint="eastAsia" w:ascii="Times New Roman" w:hAnsi="Times New Roman" w:eastAsia="FangSong" w:cs="Times New Roman"/>
-        </w:rPr>
-        <w:t xml:space="preserve">习题</w:t>
-      </w:r>
-    </w:p>
-    <w:p>
-      <w:pPr>
         <w:spacing w:before="160" w:after="80"/>
       </w:pPr>
       <w:r>
@@ -3217,67 +3077,6 @@
           <w:rFonts w:hint="eastAsia" w:ascii="Times New Roman" w:hAnsi="Times New Roman" w:eastAsia="Times New Roman" w:cs="Times New Roman"/>
         </w:rPr>
         <w:t>。</w:t>
-      </w:r>
-    </w:p>
-    <w:p>
-      <w:pPr>
-        <w:pStyle w:val="BodyText"/>
-      </w:pPr>
-      <w:r>
-        <w:rPr>
-          <w:rFonts w:hint="eastAsia" w:ascii="Times New Roman" w:hAnsi="Times New Roman" w:eastAsia="FangSong" w:cs="Times New Roman"/>
-          <w:b/>
-          <w:bCs/>
-        </w:rPr>
-        <w:t xml:space="preserve">来源</w:t>
-      </w:r>
-      <w:r>
-        <w:rPr>
-          <w:rFonts w:hint="eastAsia" w:ascii="Times New Roman" w:hAnsi="Times New Roman" w:eastAsia="Times New Roman" w:cs="Times New Roman"/>
-        </w:rPr>
-        <w:t>：</w:t>
-      </w:r>
-      <w:r>
-        <w:rPr>
-          <w:rFonts w:hint="eastAsia" w:ascii="Times New Roman" w:hAnsi="Times New Roman" w:eastAsia="FangSong" w:cs="Times New Roman"/>
-        </w:rPr>
-        <w:t>化学竞赛初赛讲义</w:t>
-      </w:r>
-      <w:r>
-        <w:rPr>
-          <w:rFonts w:ascii="Times New Roman" w:hAnsi="Times New Roman" w:eastAsia="Times New Roman" w:cs="Times New Roman"/>
-        </w:rPr>
-        <w:t xml:space="preserve"> </w:t>
-      </w:r>
-      <w:r>
-        <w:rPr>
-          <w:rFonts w:hint="eastAsia" w:ascii="Times New Roman" w:hAnsi="Times New Roman" w:eastAsia="FangSong" w:cs="Times New Roman"/>
-        </w:rPr>
-        <w:t>第</w:t>
-      </w:r>
-      <w:r>
-        <w:rPr>
-          <w:rFonts w:hint="eastAsia" w:ascii="Times New Roman" w:hAnsi="Times New Roman" w:eastAsia="Times New Roman" w:cs="Times New Roman"/>
-        </w:rPr>
-        <w:t>2</w:t>
-      </w:r>
-      <w:r>
-        <w:rPr>
-          <w:rFonts w:hint="eastAsia" w:ascii="Times New Roman" w:hAnsi="Times New Roman" w:eastAsia="FangSong" w:cs="Times New Roman"/>
-        </w:rPr>
-        <w:t>讲</w:t>
-      </w:r>
-      <w:r>
-        <w:rPr>
-          <w:rFonts w:ascii="Times New Roman" w:hAnsi="Times New Roman" w:eastAsia="Times New Roman" w:cs="Times New Roman"/>
-        </w:rPr>
-        <w:t xml:space="preserve"> §2.11 </w:t>
-      </w:r>
-      <w:r>
-        <w:rPr>
-          <w:rFonts w:hint="eastAsia" w:ascii="Times New Roman" w:hAnsi="Times New Roman" w:eastAsia="FangSong" w:cs="Times New Roman"/>
-        </w:rPr>
-        <w:t xml:space="preserve">习题</w:t>
       </w:r>
     </w:p>
     <w:p>
@@ -3553,67 +3352,6 @@
     </w:p>
     <w:p>
       <w:pPr>
-        <w:pStyle w:val="FirstParagraph"/>
-      </w:pPr>
-      <w:r>
-        <w:rPr>
-          <w:rFonts w:hint="eastAsia" w:ascii="Times New Roman" w:hAnsi="Times New Roman" w:eastAsia="FangSong" w:cs="Times New Roman"/>
-          <w:b/>
-          <w:bCs/>
-        </w:rPr>
-        <w:t xml:space="preserve">来源</w:t>
-      </w:r>
-      <w:r>
-        <w:rPr>
-          <w:rFonts w:hint="eastAsia" w:ascii="Times New Roman" w:hAnsi="Times New Roman" w:eastAsia="Times New Roman" w:cs="Times New Roman"/>
-        </w:rPr>
-        <w:t>：</w:t>
-      </w:r>
-      <w:r>
-        <w:rPr>
-          <w:rFonts w:hint="eastAsia" w:ascii="Times New Roman" w:hAnsi="Times New Roman" w:eastAsia="FangSong" w:cs="Times New Roman"/>
-        </w:rPr>
-        <w:t>化学竞赛初赛讲义</w:t>
-      </w:r>
-      <w:r>
-        <w:rPr>
-          <w:rFonts w:ascii="Times New Roman" w:hAnsi="Times New Roman" w:eastAsia="Times New Roman" w:cs="Times New Roman"/>
-        </w:rPr>
-        <w:t xml:space="preserve"> </w:t>
-      </w:r>
-      <w:r>
-        <w:rPr>
-          <w:rFonts w:hint="eastAsia" w:ascii="Times New Roman" w:hAnsi="Times New Roman" w:eastAsia="FangSong" w:cs="Times New Roman"/>
-        </w:rPr>
-        <w:t>第</w:t>
-      </w:r>
-      <w:r>
-        <w:rPr>
-          <w:rFonts w:hint="eastAsia" w:ascii="Times New Roman" w:hAnsi="Times New Roman" w:eastAsia="Times New Roman" w:cs="Times New Roman"/>
-        </w:rPr>
-        <w:t>2</w:t>
-      </w:r>
-      <w:r>
-        <w:rPr>
-          <w:rFonts w:hint="eastAsia" w:ascii="Times New Roman" w:hAnsi="Times New Roman" w:eastAsia="FangSong" w:cs="Times New Roman"/>
-        </w:rPr>
-        <w:t>讲</w:t>
-      </w:r>
-      <w:r>
-        <w:rPr>
-          <w:rFonts w:ascii="Times New Roman" w:hAnsi="Times New Roman" w:eastAsia="Times New Roman" w:cs="Times New Roman"/>
-        </w:rPr>
-        <w:t xml:space="preserve"> §2.12 </w:t>
-      </w:r>
-      <w:r>
-        <w:rPr>
-          <w:rFonts w:hint="eastAsia" w:ascii="Times New Roman" w:hAnsi="Times New Roman" w:eastAsia="FangSong" w:cs="Times New Roman"/>
-        </w:rPr>
-        <w:t xml:space="preserve">习题</w:t>
-      </w:r>
-    </w:p>
-    <w:p>
-      <w:pPr>
         <w:spacing w:before="160" w:after="80"/>
       </w:pPr>
       <w:r>
@@ -3905,67 +3643,6 @@
           <w:rFonts w:hint="eastAsia" w:ascii="Times New Roman" w:hAnsi="Times New Roman" w:eastAsia="Times New Roman" w:cs="Times New Roman"/>
         </w:rPr>
         <w:t>。</w:t>
-      </w:r>
-    </w:p>
-    <w:p>
-      <w:pPr>
-        <w:pStyle w:val="FirstParagraph"/>
-      </w:pPr>
-      <w:r>
-        <w:rPr>
-          <w:rFonts w:hint="eastAsia" w:ascii="Times New Roman" w:hAnsi="Times New Roman" w:eastAsia="FangSong" w:cs="Times New Roman"/>
-          <w:b/>
-          <w:bCs/>
-        </w:rPr>
-        <w:t xml:space="preserve">来源</w:t>
-      </w:r>
-      <w:r>
-        <w:rPr>
-          <w:rFonts w:hint="eastAsia" w:ascii="Times New Roman" w:hAnsi="Times New Roman" w:eastAsia="Times New Roman" w:cs="Times New Roman"/>
-        </w:rPr>
-        <w:t>：</w:t>
-      </w:r>
-      <w:r>
-        <w:rPr>
-          <w:rFonts w:hint="eastAsia" w:ascii="Times New Roman" w:hAnsi="Times New Roman" w:eastAsia="FangSong" w:cs="Times New Roman"/>
-        </w:rPr>
-        <w:t>化学竞赛初赛讲义</w:t>
-      </w:r>
-      <w:r>
-        <w:rPr>
-          <w:rFonts w:ascii="Times New Roman" w:hAnsi="Times New Roman" w:eastAsia="Times New Roman" w:cs="Times New Roman"/>
-        </w:rPr>
-        <w:t xml:space="preserve"> </w:t>
-      </w:r>
-      <w:r>
-        <w:rPr>
-          <w:rFonts w:hint="eastAsia" w:ascii="Times New Roman" w:hAnsi="Times New Roman" w:eastAsia="FangSong" w:cs="Times New Roman"/>
-        </w:rPr>
-        <w:t>第</w:t>
-      </w:r>
-      <w:r>
-        <w:rPr>
-          <w:rFonts w:hint="eastAsia" w:ascii="Times New Roman" w:hAnsi="Times New Roman" w:eastAsia="Times New Roman" w:cs="Times New Roman"/>
-        </w:rPr>
-        <w:t>2</w:t>
-      </w:r>
-      <w:r>
-        <w:rPr>
-          <w:rFonts w:hint="eastAsia" w:ascii="Times New Roman" w:hAnsi="Times New Roman" w:eastAsia="FangSong" w:cs="Times New Roman"/>
-        </w:rPr>
-        <w:t>讲</w:t>
-      </w:r>
-      <w:r>
-        <w:rPr>
-          <w:rFonts w:ascii="Times New Roman" w:hAnsi="Times New Roman" w:eastAsia="Times New Roman" w:cs="Times New Roman"/>
-        </w:rPr>
-        <w:t xml:space="preserve"> §2.13 </w:t>
-      </w:r>
-      <w:r>
-        <w:rPr>
-          <w:rFonts w:hint="eastAsia" w:ascii="Times New Roman" w:hAnsi="Times New Roman" w:eastAsia="FangSong" w:cs="Times New Roman"/>
-        </w:rPr>
-        <w:t xml:space="preserve">习题</w:t>
       </w:r>
     </w:p>
     <w:p>
@@ -4651,67 +4328,6 @@
     </w:p>
     <w:p>
       <w:pPr>
-        <w:pStyle w:val="FirstParagraph"/>
-      </w:pPr>
-      <w:r>
-        <w:rPr>
-          <w:rFonts w:hint="eastAsia" w:ascii="Times New Roman" w:hAnsi="Times New Roman" w:eastAsia="FangSong" w:cs="Times New Roman"/>
-          <w:b/>
-          <w:bCs/>
-        </w:rPr>
-        <w:t xml:space="preserve">来源</w:t>
-      </w:r>
-      <w:r>
-        <w:rPr>
-          <w:rFonts w:hint="eastAsia" w:ascii="Times New Roman" w:hAnsi="Times New Roman" w:eastAsia="Times New Roman" w:cs="Times New Roman"/>
-        </w:rPr>
-        <w:t>：</w:t>
-      </w:r>
-      <w:r>
-        <w:rPr>
-          <w:rFonts w:hint="eastAsia" w:ascii="Times New Roman" w:hAnsi="Times New Roman" w:eastAsia="FangSong" w:cs="Times New Roman"/>
-        </w:rPr>
-        <w:t>化学竞赛初赛讲义</w:t>
-      </w:r>
-      <w:r>
-        <w:rPr>
-          <w:rFonts w:ascii="Times New Roman" w:hAnsi="Times New Roman" w:eastAsia="Times New Roman" w:cs="Times New Roman"/>
-        </w:rPr>
-        <w:t xml:space="preserve"> </w:t>
-      </w:r>
-      <w:r>
-        <w:rPr>
-          <w:rFonts w:hint="eastAsia" w:ascii="Times New Roman" w:hAnsi="Times New Roman" w:eastAsia="FangSong" w:cs="Times New Roman"/>
-        </w:rPr>
-        <w:t>第</w:t>
-      </w:r>
-      <w:r>
-        <w:rPr>
-          <w:rFonts w:hint="eastAsia" w:ascii="Times New Roman" w:hAnsi="Times New Roman" w:eastAsia="Times New Roman" w:cs="Times New Roman"/>
-        </w:rPr>
-        <w:t>2</w:t>
-      </w:r>
-      <w:r>
-        <w:rPr>
-          <w:rFonts w:hint="eastAsia" w:ascii="Times New Roman" w:hAnsi="Times New Roman" w:eastAsia="FangSong" w:cs="Times New Roman"/>
-        </w:rPr>
-        <w:t>讲</w:t>
-      </w:r>
-      <w:r>
-        <w:rPr>
-          <w:rFonts w:ascii="Times New Roman" w:hAnsi="Times New Roman" w:eastAsia="Times New Roman" w:cs="Times New Roman"/>
-        </w:rPr>
-        <w:t xml:space="preserve"> §2.16 </w:t>
-      </w:r>
-      <w:r>
-        <w:rPr>
-          <w:rFonts w:hint="eastAsia" w:ascii="Times New Roman" w:hAnsi="Times New Roman" w:eastAsia="FangSong" w:cs="Times New Roman"/>
-        </w:rPr>
-        <w:t xml:space="preserve">习题</w:t>
-      </w:r>
-    </w:p>
-    <w:p>
-      <w:pPr>
         <w:spacing w:before="160" w:after="80"/>
       </w:pPr>
       <w:r>
@@ -5009,67 +4625,6 @@
           <w:rFonts w:hint="eastAsia" w:ascii="Times New Roman" w:hAnsi="Times New Roman" w:eastAsia="Times New Roman" w:cs="Times New Roman"/>
         </w:rPr>
         <w:t>。)</w:t>
-      </w:r>
-    </w:p>
-    <w:p>
-      <w:pPr>
-        <w:pStyle w:val="FirstParagraph"/>
-      </w:pPr>
-      <w:r>
-        <w:rPr>
-          <w:rFonts w:hint="eastAsia" w:ascii="Times New Roman" w:hAnsi="Times New Roman" w:eastAsia="FangSong" w:cs="Times New Roman"/>
-          <w:b/>
-          <w:bCs/>
-        </w:rPr>
-        <w:t xml:space="preserve">来源</w:t>
-      </w:r>
-      <w:r>
-        <w:rPr>
-          <w:rFonts w:hint="eastAsia" w:ascii="Times New Roman" w:hAnsi="Times New Roman" w:eastAsia="Times New Roman" w:cs="Times New Roman"/>
-        </w:rPr>
-        <w:t>：</w:t>
-      </w:r>
-      <w:r>
-        <w:rPr>
-          <w:rFonts w:hint="eastAsia" w:ascii="Times New Roman" w:hAnsi="Times New Roman" w:eastAsia="FangSong" w:cs="Times New Roman"/>
-        </w:rPr>
-        <w:t>化学竞赛初赛讲义</w:t>
-      </w:r>
-      <w:r>
-        <w:rPr>
-          <w:rFonts w:ascii="Times New Roman" w:hAnsi="Times New Roman" w:eastAsia="Times New Roman" w:cs="Times New Roman"/>
-        </w:rPr>
-        <w:t xml:space="preserve"> </w:t>
-      </w:r>
-      <w:r>
-        <w:rPr>
-          <w:rFonts w:hint="eastAsia" w:ascii="Times New Roman" w:hAnsi="Times New Roman" w:eastAsia="FangSong" w:cs="Times New Roman"/>
-        </w:rPr>
-        <w:t>第</w:t>
-      </w:r>
-      <w:r>
-        <w:rPr>
-          <w:rFonts w:hint="eastAsia" w:ascii="Times New Roman" w:hAnsi="Times New Roman" w:eastAsia="Times New Roman" w:cs="Times New Roman"/>
-        </w:rPr>
-        <w:t>2</w:t>
-      </w:r>
-      <w:r>
-        <w:rPr>
-          <w:rFonts w:hint="eastAsia" w:ascii="Times New Roman" w:hAnsi="Times New Roman" w:eastAsia="FangSong" w:cs="Times New Roman"/>
-        </w:rPr>
-        <w:t>讲</w:t>
-      </w:r>
-      <w:r>
-        <w:rPr>
-          <w:rFonts w:ascii="Times New Roman" w:hAnsi="Times New Roman" w:eastAsia="Times New Roman" w:cs="Times New Roman"/>
-        </w:rPr>
-        <w:t xml:space="preserve"> §2.17 </w:t>
-      </w:r>
-      <w:r>
-        <w:rPr>
-          <w:rFonts w:hint="eastAsia" w:ascii="Times New Roman" w:hAnsi="Times New Roman" w:eastAsia="FangSong" w:cs="Times New Roman"/>
-        </w:rPr>
-        <w:t xml:space="preserve">习题</w:t>
       </w:r>
     </w:p>
     <w:p>
@@ -6526,67 +6081,6 @@
     </w:p>
     <w:p>
       <w:pPr>
-        <w:pStyle w:val="FirstParagraph"/>
-      </w:pPr>
-      <w:r>
-        <w:rPr>
-          <w:rFonts w:hint="eastAsia" w:ascii="Times New Roman" w:hAnsi="Times New Roman" w:eastAsia="FangSong" w:cs="Times New Roman"/>
-          <w:b/>
-          <w:bCs/>
-        </w:rPr>
-        <w:t xml:space="preserve">来源</w:t>
-      </w:r>
-      <w:r>
-        <w:rPr>
-          <w:rFonts w:hint="eastAsia" w:ascii="Times New Roman" w:hAnsi="Times New Roman" w:eastAsia="Times New Roman" w:cs="Times New Roman"/>
-        </w:rPr>
-        <w:t>：</w:t>
-      </w:r>
-      <w:r>
-        <w:rPr>
-          <w:rFonts w:hint="eastAsia" w:ascii="Times New Roman" w:hAnsi="Times New Roman" w:eastAsia="FangSong" w:cs="Times New Roman"/>
-        </w:rPr>
-        <w:t>化学竞赛初赛讲义</w:t>
-      </w:r>
-      <w:r>
-        <w:rPr>
-          <w:rFonts w:ascii="Times New Roman" w:hAnsi="Times New Roman" w:eastAsia="Times New Roman" w:cs="Times New Roman"/>
-        </w:rPr>
-        <w:t xml:space="preserve"> </w:t>
-      </w:r>
-      <w:r>
-        <w:rPr>
-          <w:rFonts w:hint="eastAsia" w:ascii="Times New Roman" w:hAnsi="Times New Roman" w:eastAsia="FangSong" w:cs="Times New Roman"/>
-        </w:rPr>
-        <w:t>第</w:t>
-      </w:r>
-      <w:r>
-        <w:rPr>
-          <w:rFonts w:hint="eastAsia" w:ascii="Times New Roman" w:hAnsi="Times New Roman" w:eastAsia="Times New Roman" w:cs="Times New Roman"/>
-        </w:rPr>
-        <w:t>2</w:t>
-      </w:r>
-      <w:r>
-        <w:rPr>
-          <w:rFonts w:hint="eastAsia" w:ascii="Times New Roman" w:hAnsi="Times New Roman" w:eastAsia="FangSong" w:cs="Times New Roman"/>
-        </w:rPr>
-        <w:t>讲</w:t>
-      </w:r>
-      <w:r>
-        <w:rPr>
-          <w:rFonts w:ascii="Times New Roman" w:hAnsi="Times New Roman" w:eastAsia="Times New Roman" w:cs="Times New Roman"/>
-        </w:rPr>
-        <w:t xml:space="preserve"> §2.18 </w:t>
-      </w:r>
-      <w:r>
-        <w:rPr>
-          <w:rFonts w:hint="eastAsia" w:ascii="Times New Roman" w:hAnsi="Times New Roman" w:eastAsia="FangSong" w:cs="Times New Roman"/>
-        </w:rPr>
-        <w:t xml:space="preserve">习题</w:t>
-      </w:r>
-    </w:p>
-    <w:p>
-      <w:pPr>
         <w:spacing w:before="160" w:after="80"/>
       </w:pPr>
       <w:r>
@@ -6752,67 +6246,6 @@
           <w:rFonts w:hint="eastAsia" w:ascii="Times New Roman" w:hAnsi="Times New Roman" w:eastAsia="Times New Roman" w:cs="Times New Roman"/>
         </w:rPr>
         <w:t>。</w:t>
-      </w:r>
-    </w:p>
-    <w:p>
-      <w:pPr>
-        <w:pStyle w:val="BodyText"/>
-      </w:pPr>
-      <w:r>
-        <w:rPr>
-          <w:rFonts w:hint="eastAsia" w:ascii="Times New Roman" w:hAnsi="Times New Roman" w:eastAsia="FangSong" w:cs="Times New Roman"/>
-          <w:b/>
-          <w:bCs/>
-        </w:rPr>
-        <w:t xml:space="preserve">来源</w:t>
-      </w:r>
-      <w:r>
-        <w:rPr>
-          <w:rFonts w:hint="eastAsia" w:ascii="Times New Roman" w:hAnsi="Times New Roman" w:eastAsia="Times New Roman" w:cs="Times New Roman"/>
-        </w:rPr>
-        <w:t>：</w:t>
-      </w:r>
-      <w:r>
-        <w:rPr>
-          <w:rFonts w:hint="eastAsia" w:ascii="Times New Roman" w:hAnsi="Times New Roman" w:eastAsia="FangSong" w:cs="Times New Roman"/>
-        </w:rPr>
-        <w:t>化学竞赛初赛讲义</w:t>
-      </w:r>
-      <w:r>
-        <w:rPr>
-          <w:rFonts w:ascii="Times New Roman" w:hAnsi="Times New Roman" w:eastAsia="Times New Roman" w:cs="Times New Roman"/>
-        </w:rPr>
-        <w:t xml:space="preserve"> </w:t>
-      </w:r>
-      <w:r>
-        <w:rPr>
-          <w:rFonts w:hint="eastAsia" w:ascii="Times New Roman" w:hAnsi="Times New Roman" w:eastAsia="FangSong" w:cs="Times New Roman"/>
-        </w:rPr>
-        <w:t>第</w:t>
-      </w:r>
-      <w:r>
-        <w:rPr>
-          <w:rFonts w:hint="eastAsia" w:ascii="Times New Roman" w:hAnsi="Times New Roman" w:eastAsia="Times New Roman" w:cs="Times New Roman"/>
-        </w:rPr>
-        <w:t>2</w:t>
-      </w:r>
-      <w:r>
-        <w:rPr>
-          <w:rFonts w:hint="eastAsia" w:ascii="Times New Roman" w:hAnsi="Times New Roman" w:eastAsia="FangSong" w:cs="Times New Roman"/>
-        </w:rPr>
-        <w:t>讲</w:t>
-      </w:r>
-      <w:r>
-        <w:rPr>
-          <w:rFonts w:ascii="Times New Roman" w:hAnsi="Times New Roman" w:eastAsia="Times New Roman" w:cs="Times New Roman"/>
-        </w:rPr>
-        <w:t xml:space="preserve"> §2.19 </w:t>
-      </w:r>
-      <w:r>
-        <w:rPr>
-          <w:rFonts w:hint="eastAsia" w:ascii="Times New Roman" w:hAnsi="Times New Roman" w:eastAsia="FangSong" w:cs="Times New Roman"/>
-        </w:rPr>
-        <w:t xml:space="preserve">习题</w:t>
       </w:r>
     </w:p>
     <w:p>
@@ -7911,67 +7344,6 @@
           <w:rFonts w:hint="eastAsia" w:ascii="Times New Roman" w:hAnsi="Times New Roman" w:eastAsia="Times New Roman" w:cs="Times New Roman"/>
         </w:rPr>
         <w:t>。</w:t>
-      </w:r>
-    </w:p>
-    <w:p>
-      <w:pPr>
-        <w:pStyle w:val="FirstParagraph"/>
-      </w:pPr>
-      <w:r>
-        <w:rPr>
-          <w:rFonts w:hint="eastAsia" w:ascii="Times New Roman" w:hAnsi="Times New Roman" w:eastAsia="FangSong" w:cs="Times New Roman"/>
-          <w:b/>
-          <w:bCs/>
-        </w:rPr>
-        <w:t xml:space="preserve">来源</w:t>
-      </w:r>
-      <w:r>
-        <w:rPr>
-          <w:rFonts w:hint="eastAsia" w:ascii="Times New Roman" w:hAnsi="Times New Roman" w:eastAsia="Times New Roman" w:cs="Times New Roman"/>
-        </w:rPr>
-        <w:t>：</w:t>
-      </w:r>
-      <w:r>
-        <w:rPr>
-          <w:rFonts w:hint="eastAsia" w:ascii="Times New Roman" w:hAnsi="Times New Roman" w:eastAsia="FangSong" w:cs="Times New Roman"/>
-        </w:rPr>
-        <w:t>化学竞赛初赛讲义</w:t>
-      </w:r>
-      <w:r>
-        <w:rPr>
-          <w:rFonts w:ascii="Times New Roman" w:hAnsi="Times New Roman" w:eastAsia="Times New Roman" w:cs="Times New Roman"/>
-        </w:rPr>
-        <w:t xml:space="preserve"> </w:t>
-      </w:r>
-      <w:r>
-        <w:rPr>
-          <w:rFonts w:hint="eastAsia" w:ascii="Times New Roman" w:hAnsi="Times New Roman" w:eastAsia="FangSong" w:cs="Times New Roman"/>
-        </w:rPr>
-        <w:t>第</w:t>
-      </w:r>
-      <w:r>
-        <w:rPr>
-          <w:rFonts w:hint="eastAsia" w:ascii="Times New Roman" w:hAnsi="Times New Roman" w:eastAsia="Times New Roman" w:cs="Times New Roman"/>
-        </w:rPr>
-        <w:t>2</w:t>
-      </w:r>
-      <w:r>
-        <w:rPr>
-          <w:rFonts w:hint="eastAsia" w:ascii="Times New Roman" w:hAnsi="Times New Roman" w:eastAsia="FangSong" w:cs="Times New Roman"/>
-        </w:rPr>
-        <w:t>讲</w:t>
-      </w:r>
-      <w:r>
-        <w:rPr>
-          <w:rFonts w:ascii="Times New Roman" w:hAnsi="Times New Roman" w:eastAsia="Times New Roman" w:cs="Times New Roman"/>
-        </w:rPr>
-        <w:t xml:space="preserve"> §2.20 </w:t>
-      </w:r>
-      <w:r>
-        <w:rPr>
-          <w:rFonts w:hint="eastAsia" w:ascii="Times New Roman" w:hAnsi="Times New Roman" w:eastAsia="FangSong" w:cs="Times New Roman"/>
-        </w:rPr>
-        <w:t xml:space="preserve">习题</w:t>
       </w:r>
     </w:p>
     <w:p>
